--- a/public/manuals/5_KPI_Manual.docx
+++ b/public/manuals/5_KPI_Manual.docx
@@ -7,22 +7,38 @@
         <w:jc w:val="center"/>
       </w:pPr>
       <w:r>
-        <w:br/>
-      </w:r>
-      <w:r>
-        <w:br/>
-      </w:r>
-      <w:r>
-        <w:br/>
-      </w:r>
-      <w:r>
-        <w:br/>
-      </w:r>
-      <w:r>
-        <w:br/>
-      </w:r>
-      <w:r>
-        <w:br/>
+        <w:drawing>
+          <wp:inline xmlns:a="http://schemas.openxmlformats.org/drawingml/2006/main" xmlns:pic="http://schemas.openxmlformats.org/drawingml/2006/picture">
+            <wp:extent cx="3200400" cy="2038773"/>
+            <wp:docPr id="1" name="Picture 1"/>
+            <wp:cNvGraphicFramePr>
+              <a:graphicFrameLocks noChangeAspect="1"/>
+            </wp:cNvGraphicFramePr>
+            <a:graphic>
+              <a:graphicData uri="http://schemas.openxmlformats.org/drawingml/2006/picture">
+                <pic:pic>
+                  <pic:nvPicPr>
+                    <pic:cNvPr id="0" name="banner.jpg"/>
+                    <pic:cNvPicPr/>
+                  </pic:nvPicPr>
+                  <pic:blipFill>
+                    <a:blip r:embed="rId9"/>
+                    <a:stretch>
+                      <a:fillRect/>
+                    </a:stretch>
+                  </pic:blipFill>
+                  <pic:spPr>
+                    <a:xfrm>
+                      <a:off x="0" y="0"/>
+                      <a:ext cx="3200400" cy="2038773"/>
+                    </a:xfrm>
+                    <a:prstGeom prst="rect"/>
+                  </pic:spPr>
+                </pic:pic>
+              </a:graphicData>
+            </a:graphic>
+          </wp:inline>
+        </w:drawing>
       </w:r>
     </w:p>
     <w:p>
@@ -31,9 +47,9 @@
       </w:pPr>
       <w:r>
         <w:rPr>
+          <w:rFonts w:ascii="Georgia" w:hAnsi="Georgia"/>
           <w:b/>
-          <w:color w:val="0B3D2E"/>
-          <w:sz w:val="36"/>
+          <w:sz w:val="40"/>
         </w:rPr>
         <w:t>THRONE ROOM OF GOD KINGDOM CENTER</w:t>
       </w:r>
@@ -44,16 +60,39 @@
       </w:pPr>
       <w:r>
         <w:rPr>
-          <w:color w:val="8B3A2F"/>
-          <w:sz w:val="24"/>
+          <w:rFonts w:ascii="Georgia" w:hAnsi="Georgia"/>
+          <w:i/>
+          <w:sz w:val="28"/>
         </w:rPr>
         <w:t>Volume V — Performance and Continuous Improvement</w:t>
       </w:r>
     </w:p>
+    <w:p/>
     <w:p>
+      <w:pPr>
+        <w:jc w:val="center"/>
+      </w:pPr>
       <w:r>
-        <w:br/>
-        <w:br/>
+        <w:rPr>
+          <w:rFonts w:ascii="Georgia" w:hAnsi="Georgia"/>
+          <w:b/>
+          <w:sz w:val="52"/>
+        </w:rPr>
+        <w:t>The KPI and Performance Management Manual</w:t>
+      </w:r>
+    </w:p>
+    <w:p/>
+    <w:p>
+      <w:pPr>
+        <w:jc w:val="center"/>
+      </w:pPr>
+      <w:r>
+        <w:rPr>
+          <w:rFonts w:ascii="Arial" w:hAnsi="Arial"/>
+          <w:i/>
+          <w:sz w:val="24"/>
+        </w:rPr>
+        <w:t>Publication-Quality Edition · Version 1.0 · 2026</w:t>
       </w:r>
     </w:p>
     <w:p>
@@ -62,36 +101,11 @@
       </w:pPr>
       <w:r>
         <w:rPr>
-          <w:rFonts w:ascii="Georgia" w:hAnsi="Georgia"/>
-          <w:b/>
-          <w:color w:val="0B3D2E"/>
-          <w:sz w:val="60"/>
+          <w:rFonts w:ascii="Arial" w:hAnsi="Arial"/>
+          <w:i/>
+          <w:sz w:val="24"/>
         </w:rPr>
-        <w:t>The KPI and Performance Management Manual</w:t>
-      </w:r>
-    </w:p>
-    <w:p>
-      <w:r>
-        <w:br/>
-        <w:br/>
-        <w:br/>
-        <w:br/>
-      </w:r>
-    </w:p>
-    <w:p>
-      <w:pPr>
-        <w:jc w:val="center"/>
-      </w:pPr>
-      <w:r>
-        <w:t>Publication-Quality Edition  ·  Version 1.0  ·  2026</w:t>
-      </w:r>
-    </w:p>
-    <w:p>
-      <w:pPr>
-        <w:jc w:val="center"/>
-      </w:pPr>
-      <w:r>
-        <w:t>Prepared for the Senior Apostle, the Executive Leadership Council, and the Congregation.</w:t>
+        <w:t>Prepared for the Chairperson and the Congregation.</w:t>
       </w:r>
     </w:p>
     <w:p>
@@ -104,35 +118,56 @@
         <w:pStyle w:val="Heading1"/>
       </w:pPr>
       <w:r>
+        <w:rPr>
+          <w:rFonts w:ascii="Georgia" w:hAnsi="Georgia"/>
+          <w:b w:val="0"/>
+          <w:i w:val="0"/>
+        </w:rPr>
         <w:t>Foreword</w:t>
       </w:r>
     </w:p>
     <w:p>
       <w:r>
-        <w:t>This KPI and Performance Management Manual is issued by Throne Room of God Kingdom Center as part of a unified body of governance documents that together articulate the identity, doctrine, governance, ministry operations, financial stewardship, and performance culture of the Ministry. It is written in the conviction that the Church of the Living God must be built on the sure foundation of Scripture, ordered by the wisdom of the Spirit, and expressed through structures that are transparent, accountable, and excellent.</w:t>
+        <w:rPr>
+          <w:rFonts w:ascii="Arial" w:hAnsi="Arial"/>
+          <w:b w:val="0"/>
+          <w:i w:val="0"/>
+          <w:sz w:val="24"/>
+        </w:rPr>
+        <w:t>The KPI and Performance Management Manual is issued by Throne Room of God Kingdom Center as part of a unified body of governance documents that together articulate the identity, doctrine, governance, ministry operations, financial stewardship, and performance culture of the Ministry. It is written in the conviction that the Church of the Living God must be built on the sure foundation of Scripture, ordered by the wisdom of the Spirit, and expressed through structures that are transparent, accountable, and excellent.</w:t>
       </w:r>
     </w:p>
     <w:p>
       <w:r>
+        <w:rPr>
+          <w:rFonts w:ascii="Arial" w:hAnsi="Arial"/>
+          <w:b w:val="0"/>
+          <w:i w:val="0"/>
+          <w:sz w:val="24"/>
+        </w:rPr>
         <w:t>Every provision in this Manual is subordinate to the Constitution of the Church and aligned to its Vision, Mission, and Values. Leaders, ministers, staff, and members are expected to be conversant with the contents of this Manual and to apply its provisions faithfully in the discharge of their duties.</w:t>
       </w:r>
     </w:p>
     <w:p>
       <w:r>
+        <w:rPr>
+          <w:rFonts w:ascii="Arial" w:hAnsi="Arial"/>
+          <w:b w:val="0"/>
+          <w:i w:val="0"/>
+          <w:sz w:val="24"/>
+        </w:rPr>
         <w:t>Signed on behalf of the Ministry,</w:t>
       </w:r>
     </w:p>
     <w:p>
       <w:r>
         <w:rPr>
+          <w:rFonts w:ascii="Arial" w:hAnsi="Arial"/>
+          <w:b w:val="0"/>
           <w:i/>
+          <w:sz w:val="24"/>
         </w:rPr>
-        <w:t>The Senior Apostle</w:t>
-      </w:r>
-    </w:p>
-    <w:p>
-      <w:r>
-        <w:br w:type="page"/>
+        <w:t>The Chairperson</w:t>
       </w:r>
     </w:p>
     <w:p>
@@ -140,6 +175,11 @@
         <w:pStyle w:val="Heading1"/>
       </w:pPr>
       <w:r>
+        <w:rPr>
+          <w:rFonts w:ascii="Georgia" w:hAnsi="Georgia"/>
+          <w:b w:val="0"/>
+          <w:i w:val="0"/>
+        </w:rPr>
         <w:t>Vision and Mission</w:t>
       </w:r>
     </w:p>
@@ -148,11 +188,22 @@
         <w:pStyle w:val="Heading2"/>
       </w:pPr>
       <w:r>
+        <w:rPr>
+          <w:rFonts w:ascii="Georgia" w:hAnsi="Georgia"/>
+          <w:b w:val="0"/>
+          <w:i w:val="0"/>
+        </w:rPr>
         <w:t>Vision</w:t>
       </w:r>
     </w:p>
     <w:p>
       <w:r>
+        <w:rPr>
+          <w:rFonts w:ascii="Arial" w:hAnsi="Arial"/>
+          <w:b w:val="0"/>
+          <w:i w:val="0"/>
+          <w:sz w:val="24"/>
+        </w:rPr>
         <w:t>Our vision is to doctrinally equip the saints in alignment with the biblical standards of God's Kingdom, forming a Christ-centered nature and culture that reflects the character of our Lord Jesus Christ. We are committed to establishing strong apostolic foundations that effectively resource and steward Kingdom assignments for global impact, while restoring integrity and purity within the prophetic ministry.</w:t>
       </w:r>
     </w:p>
@@ -161,6 +212,11 @@
         <w:pStyle w:val="Heading2"/>
       </w:pPr>
       <w:r>
+        <w:rPr>
+          <w:rFonts w:ascii="Georgia" w:hAnsi="Georgia"/>
+          <w:b w:val="0"/>
+          <w:i w:val="0"/>
+        </w:rPr>
         <w:t>Mission</w:t>
       </w:r>
     </w:p>
@@ -169,6 +225,10 @@
         <w:pStyle w:val="ListBullet"/>
       </w:pPr>
       <w:r>
+        <w:rPr>
+          <w:rFonts w:ascii="Arial" w:hAnsi="Arial"/>
+          <w:sz w:val="24"/>
+        </w:rPr>
         <w:t>Consistently teach and mature believers in the biblical doctrines of the Christian faith.</w:t>
       </w:r>
     </w:p>
@@ -177,6 +237,10 @@
         <w:pStyle w:val="ListBullet"/>
       </w:pPr>
       <w:r>
+        <w:rPr>
+          <w:rFonts w:ascii="Arial" w:hAnsi="Arial"/>
+          <w:sz w:val="24"/>
+        </w:rPr>
         <w:t>Intentionally model and cultivate a life that reflects Christ-centeredness.</w:t>
       </w:r>
     </w:p>
@@ -185,6 +249,10 @@
         <w:pStyle w:val="ListBullet"/>
       </w:pPr>
       <w:r>
+        <w:rPr>
+          <w:rFonts w:ascii="Arial" w:hAnsi="Arial"/>
+          <w:sz w:val="24"/>
+        </w:rPr>
         <w:t>Provide training and development for leaders and ministers called for Kingdom purposes.</w:t>
       </w:r>
     </w:p>
@@ -193,6 +261,10 @@
         <w:pStyle w:val="ListBullet"/>
       </w:pPr>
       <w:r>
+        <w:rPr>
+          <w:rFonts w:ascii="Arial" w:hAnsi="Arial"/>
+          <w:sz w:val="24"/>
+        </w:rPr>
         <w:t>Commission fully equipped ambassadors and establish kingdom centres for global assignments.</w:t>
       </w:r>
     </w:p>
@@ -201,12 +273,11 @@
         <w:pStyle w:val="ListBullet"/>
       </w:pPr>
       <w:r>
+        <w:rPr>
+          <w:rFonts w:ascii="Arial" w:hAnsi="Arial"/>
+          <w:sz w:val="24"/>
+        </w:rPr>
         <w:t>Bring clarity, order, and distinction to prophetic expressions within the Body of Christ.</w:t>
-      </w:r>
-    </w:p>
-    <w:p>
-      <w:r>
-        <w:br w:type="page"/>
       </w:r>
     </w:p>
     <w:p>
@@ -214,15 +285,20 @@
         <w:pStyle w:val="Heading1"/>
       </w:pPr>
       <w:r>
+        <w:rPr>
+          <w:rFonts w:ascii="Georgia" w:hAnsi="Georgia"/>
+          <w:b w:val="0"/>
+          <w:i w:val="0"/>
+        </w:rPr>
         <w:t>Table of Contents</w:t>
       </w:r>
     </w:p>
     <w:p>
       <w:r>
         <w:fldChar w:fldCharType="begin"/>
-        <w:instrText xml:space="preserve">TOC \o "1-3" \h \z \u</w:instrText>
+        <w:instrText xml:space="preserve">TOC \o "1-2" \h \z \u</w:instrText>
         <w:fldChar w:fldCharType="separate"/>
-        <w:t>Right-click and select 'Update Field' to populate the Table of Contents.</w:t>
+        <w:t>Right-click and select 'Update Field' to build the Table of Contents.</w:t>
         <w:fldChar w:fldCharType="end"/>
       </w:r>
     </w:p>
@@ -236,11 +312,22 @@
         <w:pStyle w:val="Heading1"/>
       </w:pPr>
       <w:r>
+        <w:rPr>
+          <w:rFonts w:ascii="Georgia" w:hAnsi="Georgia"/>
+          <w:b w:val="0"/>
+          <w:i w:val="0"/>
+        </w:rPr>
         <w:t>Definitions and Interpretation</w:t>
       </w:r>
     </w:p>
     <w:p>
       <w:r>
+        <w:rPr>
+          <w:rFonts w:ascii="Arial" w:hAnsi="Arial"/>
+          <w:b w:val="0"/>
+          <w:i w:val="0"/>
+          <w:sz w:val="24"/>
+        </w:rPr>
         <w:t>In this Manual, unless the context otherwise requires, the following terms shall bear the meanings assigned to them below:</w:t>
       </w:r>
     </w:p>
@@ -248,6 +335,7 @@
       <w:tblPr>
         <w:tblStyle w:val="LightGrid-Accent1"/>
         <w:tblW w:type="auto" w:w="0"/>
+        <w:tblLayout w:type="fixed"/>
         <w:tblLook w:firstColumn="1" w:firstRow="1" w:lastColumn="0" w:lastRow="0" w:noHBand="0" w:noVBand="1" w:val="04A0"/>
       </w:tblPr>
       <w:tblGrid>
@@ -257,12 +345,14 @@
       <w:tr>
         <w:tc>
           <w:tcPr>
-            <w:tcW w:type="dxa" w:w="4680"/>
+            <w:tcW w:type="dxa" w:w="3168"/>
           </w:tcPr>
           <w:p>
             <w:r>
               <w:rPr>
+                <w:rFonts w:ascii="Georgia" w:hAnsi="Georgia"/>
                 <w:b/>
+                <w:sz w:val="24"/>
               </w:rPr>
               <w:t>Term</w:t>
             </w:r>
@@ -270,12 +360,14 @@
         </w:tc>
         <w:tc>
           <w:tcPr>
-            <w:tcW w:type="dxa" w:w="4680"/>
+            <w:tcW w:type="dxa" w:w="6192"/>
           </w:tcPr>
           <w:p>
             <w:r>
               <w:rPr>
+                <w:rFonts w:ascii="Georgia" w:hAnsi="Georgia"/>
                 <w:b/>
+                <w:sz w:val="24"/>
               </w:rPr>
               <w:t>Meaning</w:t>
             </w:r>
@@ -285,20 +377,28 @@
       <w:tr>
         <w:tc>
           <w:tcPr>
-            <w:tcW w:type="dxa" w:w="4680"/>
+            <w:tcW w:type="dxa" w:w="3168"/>
           </w:tcPr>
           <w:p>
             <w:r>
+              <w:rPr>
+                <w:rFonts w:ascii="Arial" w:hAnsi="Arial"/>
+                <w:sz w:val="22"/>
+              </w:rPr>
               <w:t>The Church / The Ministry</w:t>
             </w:r>
           </w:p>
         </w:tc>
         <w:tc>
           <w:tcPr>
-            <w:tcW w:type="dxa" w:w="4680"/>
+            <w:tcW w:type="dxa" w:w="6192"/>
           </w:tcPr>
           <w:p>
             <w:r>
+              <w:rPr>
+                <w:rFonts w:ascii="Arial" w:hAnsi="Arial"/>
+                <w:sz w:val="22"/>
+              </w:rPr>
               <w:t>Refers to Throne Room of God Kingdom Center (TROGKC), including all its ministries, departments, congregations, and affiliated bodies.</w:t>
             </w:r>
           </w:p>
@@ -307,20 +407,28 @@
       <w:tr>
         <w:tc>
           <w:tcPr>
-            <w:tcW w:type="dxa" w:w="4680"/>
+            <w:tcW w:type="dxa" w:w="3168"/>
           </w:tcPr>
           <w:p>
             <w:r>
+              <w:rPr>
+                <w:rFonts w:ascii="Arial" w:hAnsi="Arial"/>
+                <w:sz w:val="22"/>
+              </w:rPr>
               <w:t>Senior Apostle</w:t>
             </w:r>
           </w:p>
         </w:tc>
         <w:tc>
           <w:tcPr>
-            <w:tcW w:type="dxa" w:w="4680"/>
+            <w:tcW w:type="dxa" w:w="6192"/>
           </w:tcPr>
           <w:p>
             <w:r>
+              <w:rPr>
+                <w:rFonts w:ascii="Arial" w:hAnsi="Arial"/>
+                <w:sz w:val="22"/>
+              </w:rPr>
               <w:t>The chief spiritual and governance officer of the Church, entrusted with vision, doctrine, ordination, and apostolic oversight.</w:t>
             </w:r>
           </w:p>
@@ -329,20 +437,28 @@
       <w:tr>
         <w:tc>
           <w:tcPr>
-            <w:tcW w:type="dxa" w:w="4680"/>
+            <w:tcW w:type="dxa" w:w="3168"/>
           </w:tcPr>
           <w:p>
             <w:r>
+              <w:rPr>
+                <w:rFonts w:ascii="Arial" w:hAnsi="Arial"/>
+                <w:sz w:val="22"/>
+              </w:rPr>
               <w:t>Chairperson</w:t>
             </w:r>
           </w:p>
         </w:tc>
         <w:tc>
           <w:tcPr>
-            <w:tcW w:type="dxa" w:w="4680"/>
+            <w:tcW w:type="dxa" w:w="6192"/>
           </w:tcPr>
           <w:p>
             <w:r>
+              <w:rPr>
+                <w:rFonts w:ascii="Arial" w:hAnsi="Arial"/>
+                <w:sz w:val="22"/>
+              </w:rPr>
               <w:t>The senior governance officer serving under the Senior Apostle and providing oversight of the executive and administrative affairs of the Ministry.</w:t>
             </w:r>
           </w:p>
@@ -351,20 +467,28 @@
       <w:tr>
         <w:tc>
           <w:tcPr>
-            <w:tcW w:type="dxa" w:w="4680"/>
+            <w:tcW w:type="dxa" w:w="3168"/>
           </w:tcPr>
           <w:p>
             <w:r>
+              <w:rPr>
+                <w:rFonts w:ascii="Arial" w:hAnsi="Arial"/>
+                <w:sz w:val="22"/>
+              </w:rPr>
               <w:t>Associate Pastor</w:t>
             </w:r>
           </w:p>
         </w:tc>
         <w:tc>
           <w:tcPr>
-            <w:tcW w:type="dxa" w:w="4680"/>
+            <w:tcW w:type="dxa" w:w="6192"/>
           </w:tcPr>
           <w:p>
             <w:r>
+              <w:rPr>
+                <w:rFonts w:ascii="Arial" w:hAnsi="Arial"/>
+                <w:sz w:val="22"/>
+              </w:rPr>
               <w:t>An ordained minister appointed to assist the Senior Apostle with pastoral, teaching, and departmental oversight responsibilities.</w:t>
             </w:r>
           </w:p>
@@ -373,20 +497,28 @@
       <w:tr>
         <w:tc>
           <w:tcPr>
-            <w:tcW w:type="dxa" w:w="4680"/>
+            <w:tcW w:type="dxa" w:w="3168"/>
           </w:tcPr>
           <w:p>
             <w:r>
+              <w:rPr>
+                <w:rFonts w:ascii="Arial" w:hAnsi="Arial"/>
+                <w:sz w:val="22"/>
+              </w:rPr>
               <w:t>Elder</w:t>
             </w:r>
           </w:p>
         </w:tc>
         <w:tc>
           <w:tcPr>
-            <w:tcW w:type="dxa" w:w="4680"/>
+            <w:tcW w:type="dxa" w:w="6192"/>
           </w:tcPr>
           <w:p>
             <w:r>
+              <w:rPr>
+                <w:rFonts w:ascii="Arial" w:hAnsi="Arial"/>
+                <w:sz w:val="22"/>
+              </w:rPr>
               <w:t>A mature, tested, and appointed spiritual leader responsible for pastoral care, counsel, and support to the congregation.</w:t>
             </w:r>
           </w:p>
@@ -395,42 +527,28 @@
       <w:tr>
         <w:tc>
           <w:tcPr>
-            <w:tcW w:type="dxa" w:w="4680"/>
+            <w:tcW w:type="dxa" w:w="3168"/>
           </w:tcPr>
           <w:p>
             <w:r>
-              <w:t>Executive Leadership Council (ELC)</w:t>
-            </w:r>
-          </w:p>
-        </w:tc>
-        <w:tc>
-          <w:tcPr>
-            <w:tcW w:type="dxa" w:w="4680"/>
-          </w:tcPr>
-          <w:p>
-            <w:r>
-              <w:t>The senior executive body of the Church responsible for the strategic and operational leadership of the Ministry.</w:t>
-            </w:r>
-          </w:p>
-        </w:tc>
-      </w:tr>
-      <w:tr>
-        <w:tc>
-          <w:tcPr>
-            <w:tcW w:type="dxa" w:w="4680"/>
-          </w:tcPr>
-          <w:p>
-            <w:r>
+              <w:rPr>
+                <w:rFonts w:ascii="Arial" w:hAnsi="Arial"/>
+                <w:sz w:val="22"/>
+              </w:rPr>
               <w:t>Church Administrator</w:t>
             </w:r>
           </w:p>
         </w:tc>
         <w:tc>
           <w:tcPr>
-            <w:tcW w:type="dxa" w:w="4680"/>
+            <w:tcW w:type="dxa" w:w="6192"/>
           </w:tcPr>
           <w:p>
             <w:r>
+              <w:rPr>
+                <w:rFonts w:ascii="Arial" w:hAnsi="Arial"/>
+                <w:sz w:val="22"/>
+              </w:rPr>
               <w:t>The chief administrative officer responsible for governance administration, records, compliance, and operational excellence.</w:t>
             </w:r>
           </w:p>
@@ -439,20 +557,28 @@
       <w:tr>
         <w:tc>
           <w:tcPr>
-            <w:tcW w:type="dxa" w:w="4680"/>
+            <w:tcW w:type="dxa" w:w="3168"/>
           </w:tcPr>
           <w:p>
             <w:r>
+              <w:rPr>
+                <w:rFonts w:ascii="Arial" w:hAnsi="Arial"/>
+                <w:sz w:val="22"/>
+              </w:rPr>
               <w:t>Department</w:t>
             </w:r>
           </w:p>
         </w:tc>
         <w:tc>
           <w:tcPr>
-            <w:tcW w:type="dxa" w:w="4680"/>
+            <w:tcW w:type="dxa" w:w="6192"/>
           </w:tcPr>
           <w:p>
             <w:r>
+              <w:rPr>
+                <w:rFonts w:ascii="Arial" w:hAnsi="Arial"/>
+                <w:sz w:val="22"/>
+              </w:rPr>
               <w:t>A recognised ministry unit of the Church, established by the Constitution, with defined purpose, structure, leadership, and accountability.</w:t>
             </w:r>
           </w:p>
@@ -461,20 +587,28 @@
       <w:tr>
         <w:tc>
           <w:tcPr>
-            <w:tcW w:type="dxa" w:w="4680"/>
+            <w:tcW w:type="dxa" w:w="3168"/>
           </w:tcPr>
           <w:p>
             <w:r>
+              <w:rPr>
+                <w:rFonts w:ascii="Arial" w:hAnsi="Arial"/>
+                <w:sz w:val="22"/>
+              </w:rPr>
               <w:t>Constitution</w:t>
             </w:r>
           </w:p>
         </w:tc>
         <w:tc>
           <w:tcPr>
-            <w:tcW w:type="dxa" w:w="4680"/>
+            <w:tcW w:type="dxa" w:w="6192"/>
           </w:tcPr>
           <w:p>
             <w:r>
+              <w:rPr>
+                <w:rFonts w:ascii="Arial" w:hAnsi="Arial"/>
+                <w:sz w:val="22"/>
+              </w:rPr>
               <w:t>The supreme governance document of the Church, defining its identity, doctrine, governance, and constitutional offices.</w:t>
             </w:r>
           </w:p>
@@ -483,20 +617,28 @@
       <w:tr>
         <w:tc>
           <w:tcPr>
-            <w:tcW w:type="dxa" w:w="4680"/>
+            <w:tcW w:type="dxa" w:w="3168"/>
           </w:tcPr>
           <w:p>
             <w:r>
+              <w:rPr>
+                <w:rFonts w:ascii="Arial" w:hAnsi="Arial"/>
+                <w:sz w:val="22"/>
+              </w:rPr>
               <w:t>Manual</w:t>
             </w:r>
           </w:p>
         </w:tc>
         <w:tc>
           <w:tcPr>
-            <w:tcW w:type="dxa" w:w="4680"/>
+            <w:tcW w:type="dxa" w:w="6192"/>
           </w:tcPr>
           <w:p>
             <w:r>
+              <w:rPr>
+                <w:rFonts w:ascii="Arial" w:hAnsi="Arial"/>
+                <w:sz w:val="22"/>
+              </w:rPr>
               <w:t>Any subordinate operational document issued under the authority of the Constitution.</w:t>
             </w:r>
           </w:p>
@@ -505,20 +647,28 @@
       <w:tr>
         <w:tc>
           <w:tcPr>
-            <w:tcW w:type="dxa" w:w="4680"/>
+            <w:tcW w:type="dxa" w:w="3168"/>
           </w:tcPr>
           <w:p>
             <w:r>
+              <w:rPr>
+                <w:rFonts w:ascii="Arial" w:hAnsi="Arial"/>
+                <w:sz w:val="22"/>
+              </w:rPr>
               <w:t>KPI</w:t>
             </w:r>
           </w:p>
         </w:tc>
         <w:tc>
           <w:tcPr>
-            <w:tcW w:type="dxa" w:w="4680"/>
+            <w:tcW w:type="dxa" w:w="6192"/>
           </w:tcPr>
           <w:p>
             <w:r>
+              <w:rPr>
+                <w:rFonts w:ascii="Arial" w:hAnsi="Arial"/>
+                <w:sz w:val="22"/>
+              </w:rPr>
               <w:t>Key Performance Indicator; a measurable value used to evaluate the effectiveness of ministry, leadership, and operations.</w:t>
             </w:r>
           </w:p>
@@ -527,32 +677,44 @@
       <w:tr>
         <w:tc>
           <w:tcPr>
-            <w:tcW w:type="dxa" w:w="4680"/>
+            <w:tcW w:type="dxa" w:w="3168"/>
           </w:tcPr>
           <w:p>
             <w:r>
+              <w:rPr>
+                <w:rFonts w:ascii="Arial" w:hAnsi="Arial"/>
+                <w:sz w:val="22"/>
+              </w:rPr>
               <w:t>SOP</w:t>
             </w:r>
           </w:p>
         </w:tc>
         <w:tc>
           <w:tcPr>
-            <w:tcW w:type="dxa" w:w="4680"/>
+            <w:tcW w:type="dxa" w:w="6192"/>
           </w:tcPr>
           <w:p>
             <w:r>
+              <w:rPr>
+                <w:rFonts w:ascii="Arial" w:hAnsi="Arial"/>
+                <w:sz w:val="22"/>
+              </w:rPr>
               <w:t>Standard Operating Procedure; a documented process governing the routine execution of ministry and administrative activities.</w:t>
             </w:r>
           </w:p>
         </w:tc>
       </w:tr>
     </w:tbl>
-    <w:p/>
     <w:p>
       <w:pPr>
         <w:pStyle w:val="Heading1"/>
       </w:pPr>
       <w:r>
+        <w:rPr>
+          <w:rFonts w:ascii="Georgia" w:hAnsi="Georgia"/>
+          <w:b w:val="0"/>
+          <w:i w:val="0"/>
+        </w:rPr>
         <w:t>Abbreviations</w:t>
       </w:r>
     </w:p>
@@ -560,6 +722,7 @@
       <w:tblPr>
         <w:tblStyle w:val="LightGrid-Accent1"/>
         <w:tblW w:type="auto" w:w="0"/>
+        <w:tblLayout w:type="fixed"/>
         <w:tblLook w:firstColumn="1" w:firstRow="1" w:lastColumn="0" w:lastRow="0" w:noHBand="0" w:noVBand="1" w:val="04A0"/>
       </w:tblPr>
       <w:tblGrid>
@@ -569,12 +732,14 @@
       <w:tr>
         <w:tc>
           <w:tcPr>
-            <w:tcW w:type="dxa" w:w="4680"/>
+            <w:tcW w:type="dxa" w:w="3168"/>
           </w:tcPr>
           <w:p>
             <w:r>
               <w:rPr>
+                <w:rFonts w:ascii="Georgia" w:hAnsi="Georgia"/>
                 <w:b/>
+                <w:sz w:val="24"/>
               </w:rPr>
               <w:t>Abbreviation</w:t>
             </w:r>
@@ -582,12 +747,14 @@
         </w:tc>
         <w:tc>
           <w:tcPr>
-            <w:tcW w:type="dxa" w:w="4680"/>
+            <w:tcW w:type="dxa" w:w="6192"/>
           </w:tcPr>
           <w:p>
             <w:r>
               <w:rPr>
+                <w:rFonts w:ascii="Georgia" w:hAnsi="Georgia"/>
                 <w:b/>
+                <w:sz w:val="24"/>
               </w:rPr>
               <w:t>Meaning</w:t>
             </w:r>
@@ -597,20 +764,28 @@
       <w:tr>
         <w:tc>
           <w:tcPr>
-            <w:tcW w:type="dxa" w:w="4680"/>
+            <w:tcW w:type="dxa" w:w="3168"/>
           </w:tcPr>
           <w:p>
             <w:r>
+              <w:rPr>
+                <w:rFonts w:ascii="Arial" w:hAnsi="Arial"/>
+                <w:sz w:val="22"/>
+              </w:rPr>
               <w:t>TROGKC</w:t>
             </w:r>
           </w:p>
         </w:tc>
         <w:tc>
           <w:tcPr>
-            <w:tcW w:type="dxa" w:w="4680"/>
+            <w:tcW w:type="dxa" w:w="6192"/>
           </w:tcPr>
           <w:p>
             <w:r>
+              <w:rPr>
+                <w:rFonts w:ascii="Arial" w:hAnsi="Arial"/>
+                <w:sz w:val="22"/>
+              </w:rPr>
               <w:t>Throne Room of God Kingdom Center</w:t>
             </w:r>
           </w:p>
@@ -619,42 +794,28 @@
       <w:tr>
         <w:tc>
           <w:tcPr>
-            <w:tcW w:type="dxa" w:w="4680"/>
+            <w:tcW w:type="dxa" w:w="3168"/>
           </w:tcPr>
           <w:p>
             <w:r>
-              <w:t>ELC</w:t>
-            </w:r>
-          </w:p>
-        </w:tc>
-        <w:tc>
-          <w:tcPr>
-            <w:tcW w:type="dxa" w:w="4680"/>
-          </w:tcPr>
-          <w:p>
-            <w:r>
-              <w:t>Executive Leadership Council</w:t>
-            </w:r>
-          </w:p>
-        </w:tc>
-      </w:tr>
-      <w:tr>
-        <w:tc>
-          <w:tcPr>
-            <w:tcW w:type="dxa" w:w="4680"/>
-          </w:tcPr>
-          <w:p>
-            <w:r>
+              <w:rPr>
+                <w:rFonts w:ascii="Arial" w:hAnsi="Arial"/>
+                <w:sz w:val="22"/>
+              </w:rPr>
               <w:t>SOP</w:t>
             </w:r>
           </w:p>
         </w:tc>
         <w:tc>
           <w:tcPr>
-            <w:tcW w:type="dxa" w:w="4680"/>
+            <w:tcW w:type="dxa" w:w="6192"/>
           </w:tcPr>
           <w:p>
             <w:r>
+              <w:rPr>
+                <w:rFonts w:ascii="Arial" w:hAnsi="Arial"/>
+                <w:sz w:val="22"/>
+              </w:rPr>
               <w:t>Standard Operating Procedure</w:t>
             </w:r>
           </w:p>
@@ -663,20 +824,28 @@
       <w:tr>
         <w:tc>
           <w:tcPr>
-            <w:tcW w:type="dxa" w:w="4680"/>
+            <w:tcW w:type="dxa" w:w="3168"/>
           </w:tcPr>
           <w:p>
             <w:r>
+              <w:rPr>
+                <w:rFonts w:ascii="Arial" w:hAnsi="Arial"/>
+                <w:sz w:val="22"/>
+              </w:rPr>
               <w:t>KPI</w:t>
             </w:r>
           </w:p>
         </w:tc>
         <w:tc>
           <w:tcPr>
-            <w:tcW w:type="dxa" w:w="4680"/>
+            <w:tcW w:type="dxa" w:w="6192"/>
           </w:tcPr>
           <w:p>
             <w:r>
+              <w:rPr>
+                <w:rFonts w:ascii="Arial" w:hAnsi="Arial"/>
+                <w:sz w:val="22"/>
+              </w:rPr>
               <w:t>Key Performance Indicator</w:t>
             </w:r>
           </w:p>
@@ -685,20 +854,28 @@
       <w:tr>
         <w:tc>
           <w:tcPr>
-            <w:tcW w:type="dxa" w:w="4680"/>
+            <w:tcW w:type="dxa" w:w="3168"/>
           </w:tcPr>
           <w:p>
             <w:r>
+              <w:rPr>
+                <w:rFonts w:ascii="Arial" w:hAnsi="Arial"/>
+                <w:sz w:val="22"/>
+              </w:rPr>
               <w:t>HR</w:t>
             </w:r>
           </w:p>
         </w:tc>
         <w:tc>
           <w:tcPr>
-            <w:tcW w:type="dxa" w:w="4680"/>
+            <w:tcW w:type="dxa" w:w="6192"/>
           </w:tcPr>
           <w:p>
             <w:r>
+              <w:rPr>
+                <w:rFonts w:ascii="Arial" w:hAnsi="Arial"/>
+                <w:sz w:val="22"/>
+              </w:rPr>
               <w:t>Human Resources</w:t>
             </w:r>
           </w:p>
@@ -707,20 +884,28 @@
       <w:tr>
         <w:tc>
           <w:tcPr>
-            <w:tcW w:type="dxa" w:w="4680"/>
+            <w:tcW w:type="dxa" w:w="3168"/>
           </w:tcPr>
           <w:p>
             <w:r>
+              <w:rPr>
+                <w:rFonts w:ascii="Arial" w:hAnsi="Arial"/>
+                <w:sz w:val="22"/>
+              </w:rPr>
               <w:t>F&amp;A</w:t>
             </w:r>
           </w:p>
         </w:tc>
         <w:tc>
           <w:tcPr>
-            <w:tcW w:type="dxa" w:w="4680"/>
+            <w:tcW w:type="dxa" w:w="6192"/>
           </w:tcPr>
           <w:p>
             <w:r>
+              <w:rPr>
+                <w:rFonts w:ascii="Arial" w:hAnsi="Arial"/>
+                <w:sz w:val="22"/>
+              </w:rPr>
               <w:t>Finance and Audit</w:t>
             </w:r>
           </w:p>
@@ -729,20 +914,28 @@
       <w:tr>
         <w:tc>
           <w:tcPr>
-            <w:tcW w:type="dxa" w:w="4680"/>
+            <w:tcW w:type="dxa" w:w="3168"/>
           </w:tcPr>
           <w:p>
             <w:r>
+              <w:rPr>
+                <w:rFonts w:ascii="Arial" w:hAnsi="Arial"/>
+                <w:sz w:val="22"/>
+              </w:rPr>
               <w:t>SoM</w:t>
             </w:r>
           </w:p>
         </w:tc>
         <w:tc>
           <w:tcPr>
-            <w:tcW w:type="dxa" w:w="4680"/>
+            <w:tcW w:type="dxa" w:w="6192"/>
           </w:tcPr>
           <w:p>
             <w:r>
+              <w:rPr>
+                <w:rFonts w:ascii="Arial" w:hAnsi="Arial"/>
+                <w:sz w:val="22"/>
+              </w:rPr>
               <w:t>School of Ministry</w:t>
             </w:r>
           </w:p>
@@ -750,21 +943,27 @@
       </w:tr>
     </w:tbl>
     <w:p>
-      <w:r>
-        <w:br w:type="page"/>
-      </w:r>
-    </w:p>
-    <w:p>
       <w:pPr>
         <w:pStyle w:val="Heading1"/>
       </w:pPr>
       <w:r>
+        <w:rPr>
+          <w:rFonts w:ascii="Georgia" w:hAnsi="Georgia"/>
+          <w:b w:val="0"/>
+          <w:i w:val="0"/>
+        </w:rPr>
         <w:t>Cross-References</w:t>
       </w:r>
     </w:p>
     <w:p>
       <w:r>
-        <w:t>This The KPI and Performance Management Manual forms part of a unified governance library of Throne Room of God Kingdom Center. It should be read together with the following companion volumes:</w:t>
+        <w:rPr>
+          <w:rFonts w:ascii="Arial" w:hAnsi="Arial"/>
+          <w:b w:val="0"/>
+          <w:i w:val="0"/>
+          <w:sz w:val="24"/>
+        </w:rPr>
+        <w:t>The KPI and Performance Management Manual forms part of a unified governance library of Throne Room of God Kingdom Center. It should be read together with the following companion volumes:</w:t>
       </w:r>
     </w:p>
     <w:p>
@@ -772,6 +971,10 @@
         <w:pStyle w:val="ListBullet"/>
       </w:pPr>
       <w:r>
+        <w:rPr>
+          <w:rFonts w:ascii="Arial" w:hAnsi="Arial"/>
+          <w:sz w:val="24"/>
+        </w:rPr>
         <w:t>The Apostolic Constitution</w:t>
       </w:r>
     </w:p>
@@ -780,6 +983,10 @@
         <w:pStyle w:val="ListBullet"/>
       </w:pPr>
       <w:r>
+        <w:rPr>
+          <w:rFonts w:ascii="Arial" w:hAnsi="Arial"/>
+          <w:sz w:val="24"/>
+        </w:rPr>
         <w:t>The Governance Manual</w:t>
       </w:r>
     </w:p>
@@ -788,6 +995,10 @@
         <w:pStyle w:val="ListBullet"/>
       </w:pPr>
       <w:r>
+        <w:rPr>
+          <w:rFonts w:ascii="Arial" w:hAnsi="Arial"/>
+          <w:sz w:val="24"/>
+        </w:rPr>
         <w:t>The Ministry Operations Manual</w:t>
       </w:r>
     </w:p>
@@ -796,12 +1007,11 @@
         <w:pStyle w:val="ListBullet"/>
       </w:pPr>
       <w:r>
+        <w:rPr>
+          <w:rFonts w:ascii="Arial" w:hAnsi="Arial"/>
+          <w:sz w:val="24"/>
+        </w:rPr>
         <w:t>The Kingdom Finance and Stewardship Manual</w:t>
-      </w:r>
-    </w:p>
-    <w:p>
-      <w:r>
-        <w:br w:type="page"/>
       </w:r>
     </w:p>
     <w:p>
@@ -809,6 +1019,10 @@
         <w:pStyle w:val="Heading2"/>
       </w:pPr>
       <w:r>
+        <w:rPr>
+          <w:rFonts w:ascii="Georgia" w:hAnsi="Georgia"/>
+          <w:b/>
+        </w:rPr>
         <w:t>INTRODUCTION TO PERFORMANCE MANAGEMENT</w:t>
       </w:r>
     </w:p>
@@ -817,16 +1031,28 @@
         <w:pStyle w:val="Heading3"/>
       </w:pPr>
       <w:r>
+        <w:rPr>
+          <w:rFonts w:ascii="Georgia" w:hAnsi="Georgia"/>
+          <w:b/>
+        </w:rPr>
         <w:t>1.1 Purpose</w:t>
       </w:r>
     </w:p>
     <w:p>
       <w:r>
+        <w:rPr>
+          <w:rFonts w:ascii="Arial" w:hAnsi="Arial"/>
+          <w:sz w:val="24"/>
+        </w:rPr>
         <w:t>The KPI &amp; Performance Management Manual establishes the framework for measuring, monitoring, evaluating, and continually improving the effectiveness of Throne Room of God Kingdom Center. It provides a structured system for assessing ministry performance, leadership effectiveness, operational excellence, stewardship, and Kingdom impact.</w:t>
       </w:r>
     </w:p>
     <w:p>
       <w:r>
+        <w:rPr>
+          <w:rFonts w:ascii="Arial" w:hAnsi="Arial"/>
+          <w:sz w:val="24"/>
+        </w:rPr>
         <w:t>This Manual supports the Constitution, Governance Manual, Ministry Operations Manual, and Finance &amp; Stewardship Manual by ensuring that every ministry and department operates with measurable accountability and continuous improvement.</w:t>
       </w:r>
     </w:p>
@@ -835,16 +1061,28 @@
         <w:pStyle w:val="Heading3"/>
       </w:pPr>
       <w:r>
+        <w:rPr>
+          <w:rFonts w:ascii="Georgia" w:hAnsi="Georgia"/>
+          <w:b/>
+        </w:rPr>
         <w:t>1.2 Biblical Foundation</w:t>
       </w:r>
     </w:p>
     <w:p>
       <w:r>
+        <w:rPr>
+          <w:rFonts w:ascii="Arial" w:hAnsi="Arial"/>
+          <w:sz w:val="24"/>
+        </w:rPr>
         <w:t>The Church believes that excellence in ministry reflects faithful stewardship of God's calling and resources. Scripture teaches that every servant is accountable for the responsibilities entrusted to them.</w:t>
       </w:r>
     </w:p>
     <w:p>
       <w:r>
+        <w:rPr>
+          <w:rFonts w:ascii="Arial" w:hAnsi="Arial"/>
+          <w:sz w:val="24"/>
+        </w:rPr>
         <w:t>The Performance Management Framework is therefore founded upon the principles of:</w:t>
       </w:r>
     </w:p>
@@ -853,6 +1091,10 @@
         <w:pStyle w:val="ListBullet"/>
       </w:pPr>
       <w:r>
+        <w:rPr>
+          <w:rFonts w:ascii="Arial" w:hAnsi="Arial"/>
+          <w:sz w:val="24"/>
+        </w:rPr>
         <w:t>Faithfulness.</w:t>
       </w:r>
     </w:p>
@@ -861,6 +1103,10 @@
         <w:pStyle w:val="ListBullet"/>
       </w:pPr>
       <w:r>
+        <w:rPr>
+          <w:rFonts w:ascii="Arial" w:hAnsi="Arial"/>
+          <w:sz w:val="24"/>
+        </w:rPr>
         <w:t>Accountability.</w:t>
       </w:r>
     </w:p>
@@ -869,6 +1115,10 @@
         <w:pStyle w:val="ListBullet"/>
       </w:pPr>
       <w:r>
+        <w:rPr>
+          <w:rFonts w:ascii="Arial" w:hAnsi="Arial"/>
+          <w:sz w:val="24"/>
+        </w:rPr>
         <w:t>Excellence.</w:t>
       </w:r>
     </w:p>
@@ -877,6 +1127,10 @@
         <w:pStyle w:val="ListBullet"/>
       </w:pPr>
       <w:r>
+        <w:rPr>
+          <w:rFonts w:ascii="Arial" w:hAnsi="Arial"/>
+          <w:sz w:val="24"/>
+        </w:rPr>
         <w:t>Integrity.</w:t>
       </w:r>
     </w:p>
@@ -885,6 +1139,10 @@
         <w:pStyle w:val="ListBullet"/>
       </w:pPr>
       <w:r>
+        <w:rPr>
+          <w:rFonts w:ascii="Arial" w:hAnsi="Arial"/>
+          <w:sz w:val="24"/>
+        </w:rPr>
         <w:t>Wisdom.</w:t>
       </w:r>
     </w:p>
@@ -893,6 +1151,10 @@
         <w:pStyle w:val="ListBullet"/>
       </w:pPr>
       <w:r>
+        <w:rPr>
+          <w:rFonts w:ascii="Arial" w:hAnsi="Arial"/>
+          <w:sz w:val="24"/>
+        </w:rPr>
         <w:t>Stewardship.</w:t>
       </w:r>
     </w:p>
@@ -901,6 +1163,10 @@
         <w:pStyle w:val="ListBullet"/>
       </w:pPr>
       <w:r>
+        <w:rPr>
+          <w:rFonts w:ascii="Arial" w:hAnsi="Arial"/>
+          <w:sz w:val="24"/>
+        </w:rPr>
         <w:t>Continuous improvement.</w:t>
       </w:r>
     </w:p>
@@ -909,11 +1175,19 @@
         <w:pStyle w:val="ListBullet"/>
       </w:pPr>
       <w:r>
+        <w:rPr>
+          <w:rFonts w:ascii="Arial" w:hAnsi="Arial"/>
+          <w:sz w:val="24"/>
+        </w:rPr>
         <w:t>Kingdom effectiveness.</w:t>
       </w:r>
     </w:p>
     <w:p>
       <w:r>
+        <w:rPr>
+          <w:rFonts w:ascii="Arial" w:hAnsi="Arial"/>
+          <w:sz w:val="24"/>
+        </w:rPr>
         <w:t>"Whatever you do, work at it with all your heart, as working for the Lord." — Colossians 3:23</w:t>
       </w:r>
     </w:p>
@@ -922,11 +1196,19 @@
         <w:pStyle w:val="Heading3"/>
       </w:pPr>
       <w:r>
+        <w:rPr>
+          <w:rFonts w:ascii="Georgia" w:hAnsi="Georgia"/>
+          <w:b/>
+        </w:rPr>
         <w:t>1.3 Objectives</w:t>
       </w:r>
     </w:p>
     <w:p>
       <w:r>
+        <w:rPr>
+          <w:rFonts w:ascii="Arial" w:hAnsi="Arial"/>
+          <w:sz w:val="24"/>
+        </w:rPr>
         <w:t>The objectives of this Manual are to:</w:t>
       </w:r>
     </w:p>
@@ -935,6 +1217,10 @@
         <w:pStyle w:val="ListBullet"/>
       </w:pPr>
       <w:r>
+        <w:rPr>
+          <w:rFonts w:ascii="Arial" w:hAnsi="Arial"/>
+          <w:sz w:val="24"/>
+        </w:rPr>
         <w:t>Establish measurable ministry performance standards.</w:t>
       </w:r>
     </w:p>
@@ -943,6 +1229,10 @@
         <w:pStyle w:val="ListBullet"/>
       </w:pPr>
       <w:r>
+        <w:rPr>
+          <w:rFonts w:ascii="Arial" w:hAnsi="Arial"/>
+          <w:sz w:val="24"/>
+        </w:rPr>
         <w:t>Promote accountability throughout the Church.</w:t>
       </w:r>
     </w:p>
@@ -951,6 +1241,10 @@
         <w:pStyle w:val="ListBullet"/>
       </w:pPr>
       <w:r>
+        <w:rPr>
+          <w:rFonts w:ascii="Arial" w:hAnsi="Arial"/>
+          <w:sz w:val="24"/>
+        </w:rPr>
         <w:t>Support strategic decision-making.</w:t>
       </w:r>
     </w:p>
@@ -959,6 +1253,10 @@
         <w:pStyle w:val="ListBullet"/>
       </w:pPr>
       <w:r>
+        <w:rPr>
+          <w:rFonts w:ascii="Arial" w:hAnsi="Arial"/>
+          <w:sz w:val="24"/>
+        </w:rPr>
         <w:t>Encourage leadership development.</w:t>
       </w:r>
     </w:p>
@@ -967,6 +1265,10 @@
         <w:pStyle w:val="ListBullet"/>
       </w:pPr>
       <w:r>
+        <w:rPr>
+          <w:rFonts w:ascii="Arial" w:hAnsi="Arial"/>
+          <w:sz w:val="24"/>
+        </w:rPr>
         <w:t>Improve operational excellence.</w:t>
       </w:r>
     </w:p>
@@ -975,6 +1277,10 @@
         <w:pStyle w:val="ListBullet"/>
       </w:pPr>
       <w:r>
+        <w:rPr>
+          <w:rFonts w:ascii="Arial" w:hAnsi="Arial"/>
+          <w:sz w:val="24"/>
+        </w:rPr>
         <w:t>Strengthen stewardship.</w:t>
       </w:r>
     </w:p>
@@ -983,6 +1289,10 @@
         <w:pStyle w:val="ListBullet"/>
       </w:pPr>
       <w:r>
+        <w:rPr>
+          <w:rFonts w:ascii="Arial" w:hAnsi="Arial"/>
+          <w:sz w:val="24"/>
+        </w:rPr>
         <w:t>Monitor progress toward the Church's Mission and Vision.</w:t>
       </w:r>
     </w:p>
@@ -991,6 +1301,10 @@
         <w:pStyle w:val="ListBullet"/>
       </w:pPr>
       <w:r>
+        <w:rPr>
+          <w:rFonts w:ascii="Arial" w:hAnsi="Arial"/>
+          <w:sz w:val="24"/>
+        </w:rPr>
         <w:t>Foster a culture of continuous improvement.</w:t>
       </w:r>
     </w:p>
@@ -999,11 +1313,19 @@
         <w:pStyle w:val="Heading3"/>
       </w:pPr>
       <w:r>
+        <w:rPr>
+          <w:rFonts w:ascii="Georgia" w:hAnsi="Georgia"/>
+          <w:b/>
+        </w:rPr>
         <w:t>1.4 Scope</w:t>
       </w:r>
     </w:p>
     <w:p>
       <w:r>
+        <w:rPr>
+          <w:rFonts w:ascii="Arial" w:hAnsi="Arial"/>
+          <w:sz w:val="24"/>
+        </w:rPr>
         <w:t>This Manual applies to:</w:t>
       </w:r>
     </w:p>
@@ -1012,6 +1334,10 @@
         <w:pStyle w:val="ListBullet"/>
       </w:pPr>
       <w:r>
+        <w:rPr>
+          <w:rFonts w:ascii="Arial" w:hAnsi="Arial"/>
+          <w:sz w:val="24"/>
+        </w:rPr>
         <w:t>Senior Apostle.</w:t>
       </w:r>
     </w:p>
@@ -1020,6 +1346,10 @@
         <w:pStyle w:val="ListBullet"/>
       </w:pPr>
       <w:r>
+        <w:rPr>
+          <w:rFonts w:ascii="Arial" w:hAnsi="Arial"/>
+          <w:sz w:val="24"/>
+        </w:rPr>
         <w:t>Executive Leadership Team.</w:t>
       </w:r>
     </w:p>
@@ -1028,6 +1358,10 @@
         <w:pStyle w:val="ListBullet"/>
       </w:pPr>
       <w:r>
+        <w:rPr>
+          <w:rFonts w:ascii="Arial" w:hAnsi="Arial"/>
+          <w:sz w:val="24"/>
+        </w:rPr>
         <w:t>Ministry Directors.</w:t>
       </w:r>
     </w:p>
@@ -1036,6 +1370,10 @@
         <w:pStyle w:val="ListBullet"/>
       </w:pPr>
       <w:r>
+        <w:rPr>
+          <w:rFonts w:ascii="Arial" w:hAnsi="Arial"/>
+          <w:sz w:val="24"/>
+        </w:rPr>
         <w:t>Department Heads.</w:t>
       </w:r>
     </w:p>
@@ -1044,6 +1382,10 @@
         <w:pStyle w:val="ListBullet"/>
       </w:pPr>
       <w:r>
+        <w:rPr>
+          <w:rFonts w:ascii="Arial" w:hAnsi="Arial"/>
+          <w:sz w:val="24"/>
+        </w:rPr>
         <w:t>Ministry Coordinators.</w:t>
       </w:r>
     </w:p>
@@ -1052,6 +1394,10 @@
         <w:pStyle w:val="ListBullet"/>
       </w:pPr>
       <w:r>
+        <w:rPr>
+          <w:rFonts w:ascii="Arial" w:hAnsi="Arial"/>
+          <w:sz w:val="24"/>
+        </w:rPr>
         <w:t>Church Staff.</w:t>
       </w:r>
     </w:p>
@@ -1060,6 +1406,10 @@
         <w:pStyle w:val="ListBullet"/>
       </w:pPr>
       <w:r>
+        <w:rPr>
+          <w:rFonts w:ascii="Arial" w:hAnsi="Arial"/>
+          <w:sz w:val="24"/>
+        </w:rPr>
         <w:t>Ministry Volunteers where applicable.</w:t>
       </w:r>
     </w:p>
@@ -1068,2825 +1418,11 @@
         <w:pStyle w:val="ListBullet"/>
       </w:pPr>
       <w:r>
+        <w:rPr>
+          <w:rFonts w:ascii="Arial" w:hAnsi="Arial"/>
+          <w:sz w:val="24"/>
+        </w:rPr>
         <w:t>All Church departments and ministries.</w:t>
-      </w:r>
-    </w:p>
-    <w:p>
-      <w:pPr>
-        <w:pStyle w:val="Heading1"/>
-      </w:pPr>
-      <w:r>
-        <w:t>CHAPTER 2</w:t>
-      </w:r>
-    </w:p>
-    <w:p>
-      <w:pPr>
-        <w:pStyle w:val="Heading2"/>
-      </w:pPr>
-      <w:r>
-        <w:t>PERFORMANCE MANAGEMENT FRAMEWORK</w:t>
-      </w:r>
-    </w:p>
-    <w:p>
-      <w:pPr>
-        <w:pStyle w:val="Heading3"/>
-      </w:pPr>
-      <w:r>
-        <w:t>2.1 Purpose</w:t>
-      </w:r>
-    </w:p>
-    <w:p>
-      <w:r>
-        <w:t>The Performance Management Framework provides a consistent approach to planning, measuring, monitoring, reviewing, and improving ministry performance across the Church.</w:t>
-      </w:r>
-    </w:p>
-    <w:p>
-      <w:pPr>
-        <w:pStyle w:val="Heading3"/>
-      </w:pPr>
-      <w:r>
-        <w:t>2.2 Performance Management Cycle</w:t>
-      </w:r>
-    </w:p>
-    <w:p>
-      <w:r>
-        <w:t>The Church shall implement a continuous performance cycle consisting of:</w:t>
-      </w:r>
-    </w:p>
-    <w:p>
-      <w:pPr>
-        <w:pStyle w:val="ListNumber"/>
-      </w:pPr>
-      <w:r>
-        <w:t>Strategic Planning.</w:t>
-      </w:r>
-    </w:p>
-    <w:p>
-      <w:pPr>
-        <w:pStyle w:val="ListNumber"/>
-      </w:pPr>
-      <w:r>
-        <w:t>Goal Setting.</w:t>
-      </w:r>
-    </w:p>
-    <w:p>
-      <w:pPr>
-        <w:pStyle w:val="ListNumber"/>
-      </w:pPr>
-      <w:r>
-        <w:t>KPI Development.</w:t>
-      </w:r>
-    </w:p>
-    <w:p>
-      <w:pPr>
-        <w:pStyle w:val="ListNumber"/>
-      </w:pPr>
-      <w:r>
-        <w:t>Performance Monitoring.</w:t>
-      </w:r>
-    </w:p>
-    <w:p>
-      <w:pPr>
-        <w:pStyle w:val="ListNumber"/>
-      </w:pPr>
-      <w:r>
-        <w:t>Reporting.</w:t>
-      </w:r>
-    </w:p>
-    <w:p>
-      <w:pPr>
-        <w:pStyle w:val="ListNumber"/>
-      </w:pPr>
-      <w:r>
-        <w:t>Performance Review.</w:t>
-      </w:r>
-    </w:p>
-    <w:p>
-      <w:pPr>
-        <w:pStyle w:val="ListNumber"/>
-      </w:pPr>
-      <w:r>
-        <w:t>Improvement Planning.</w:t>
-      </w:r>
-    </w:p>
-    <w:p>
-      <w:pPr>
-        <w:pStyle w:val="ListNumber"/>
-      </w:pPr>
-      <w:r>
-        <w:t>Continuous Learning.</w:t>
-      </w:r>
-    </w:p>
-    <w:p>
-      <w:pPr>
-        <w:pStyle w:val="Heading3"/>
-      </w:pPr>
-      <w:r>
-        <w:t>2.3 Performance Principles</w:t>
-      </w:r>
-    </w:p>
-    <w:p>
-      <w:r>
-        <w:t>Performance management shall be:</w:t>
-      </w:r>
-    </w:p>
-    <w:p>
-      <w:pPr>
-        <w:pStyle w:val="ListBullet"/>
-      </w:pPr>
-      <w:r>
-        <w:t>Biblically grounded.</w:t>
-      </w:r>
-    </w:p>
-    <w:p>
-      <w:pPr>
-        <w:pStyle w:val="ListBullet"/>
-      </w:pPr>
-      <w:r>
-        <w:t>Objective.</w:t>
-      </w:r>
-    </w:p>
-    <w:p>
-      <w:pPr>
-        <w:pStyle w:val="ListBullet"/>
-      </w:pPr>
-      <w:r>
-        <w:t>Transparent.</w:t>
-      </w:r>
-    </w:p>
-    <w:p>
-      <w:pPr>
-        <w:pStyle w:val="ListBullet"/>
-      </w:pPr>
-      <w:r>
-        <w:t>Fair.</w:t>
-      </w:r>
-    </w:p>
-    <w:p>
-      <w:pPr>
-        <w:pStyle w:val="ListBullet"/>
-      </w:pPr>
-      <w:r>
-        <w:t>Measurable.</w:t>
-      </w:r>
-    </w:p>
-    <w:p>
-      <w:pPr>
-        <w:pStyle w:val="ListBullet"/>
-      </w:pPr>
-      <w:r>
-        <w:t>Development-focused.</w:t>
-      </w:r>
-    </w:p>
-    <w:p>
-      <w:pPr>
-        <w:pStyle w:val="ListBullet"/>
-      </w:pPr>
-      <w:r>
-        <w:t>Mission-driven.</w:t>
-      </w:r>
-    </w:p>
-    <w:p>
-      <w:pPr>
-        <w:pStyle w:val="ListBullet"/>
-      </w:pPr>
-      <w:r>
-        <w:t>Consistent across all ministries.</w:t>
-      </w:r>
-    </w:p>
-    <w:p>
-      <w:pPr>
-        <w:pStyle w:val="Heading1"/>
-      </w:pPr>
-      <w:r>
-        <w:t>CHAPTER 3</w:t>
-      </w:r>
-    </w:p>
-    <w:p>
-      <w:pPr>
-        <w:pStyle w:val="Heading2"/>
-      </w:pPr>
-      <w:r>
-        <w:t>KEY PERFORMANCE INDICATORS (KPIs)</w:t>
-      </w:r>
-    </w:p>
-    <w:p>
-      <w:pPr>
-        <w:pStyle w:val="Heading3"/>
-      </w:pPr>
-      <w:r>
-        <w:t>3.1 Purpose</w:t>
-      </w:r>
-    </w:p>
-    <w:p>
-      <w:r>
-        <w:t>Key Performance Indicators (KPIs) are measurable indicators used to assess progress toward strategic, operational, financial, and ministry objectives.</w:t>
-      </w:r>
-    </w:p>
-    <w:p>
-      <w:pPr>
-        <w:pStyle w:val="Heading3"/>
-      </w:pPr>
-      <w:r>
-        <w:t>3.2 Characteristics of Effective KPIs</w:t>
-      </w:r>
-    </w:p>
-    <w:p>
-      <w:r>
-        <w:t>Every KPI shall be:</w:t>
-      </w:r>
-    </w:p>
-    <w:p>
-      <w:pPr>
-        <w:pStyle w:val="ListBullet"/>
-      </w:pPr>
-      <w:r>
-        <w:t>Specific.</w:t>
-      </w:r>
-    </w:p>
-    <w:p>
-      <w:pPr>
-        <w:pStyle w:val="ListBullet"/>
-      </w:pPr>
-      <w:r>
-        <w:t>Measurable.</w:t>
-      </w:r>
-    </w:p>
-    <w:p>
-      <w:pPr>
-        <w:pStyle w:val="ListBullet"/>
-      </w:pPr>
-      <w:r>
-        <w:t>Achievable.</w:t>
-      </w:r>
-    </w:p>
-    <w:p>
-      <w:pPr>
-        <w:pStyle w:val="ListBullet"/>
-      </w:pPr>
-      <w:r>
-        <w:t>Relevant.</w:t>
-      </w:r>
-    </w:p>
-    <w:p>
-      <w:pPr>
-        <w:pStyle w:val="ListBullet"/>
-      </w:pPr>
-      <w:r>
-        <w:t>Time-bound.</w:t>
-      </w:r>
-    </w:p>
-    <w:p>
-      <w:pPr>
-        <w:pStyle w:val="ListBullet"/>
-      </w:pPr>
-      <w:r>
-        <w:t>Clearly defined.</w:t>
-      </w:r>
-    </w:p>
-    <w:p>
-      <w:pPr>
-        <w:pStyle w:val="ListBullet"/>
-      </w:pPr>
-      <w:r>
-        <w:t>Easily monitored.</w:t>
-      </w:r>
-    </w:p>
-    <w:p>
-      <w:pPr>
-        <w:pStyle w:val="ListBullet"/>
-      </w:pPr>
-      <w:r>
-        <w:t>Aligned with Church objectives.</w:t>
-      </w:r>
-    </w:p>
-    <w:p>
-      <w:pPr>
-        <w:pStyle w:val="Heading3"/>
-      </w:pPr>
-      <w:r>
-        <w:t>3.3 KPI Categories</w:t>
-      </w:r>
-    </w:p>
-    <w:p>
-      <w:r>
-        <w:t>The Church shall establish KPIs covering:</w:t>
-      </w:r>
-    </w:p>
-    <w:p>
-      <w:pPr>
-        <w:pStyle w:val="ListBullet"/>
-      </w:pPr>
-      <w:r>
-        <w:t>Spiritual Growth.</w:t>
-      </w:r>
-    </w:p>
-    <w:p>
-      <w:pPr>
-        <w:pStyle w:val="ListBullet"/>
-      </w:pPr>
-      <w:r>
-        <w:t>Discipleship.</w:t>
-      </w:r>
-    </w:p>
-    <w:p>
-      <w:pPr>
-        <w:pStyle w:val="ListBullet"/>
-      </w:pPr>
-      <w:r>
-        <w:t>Evangelism.</w:t>
-      </w:r>
-    </w:p>
-    <w:p>
-      <w:pPr>
-        <w:pStyle w:val="ListBullet"/>
-      </w:pPr>
-      <w:r>
-        <w:t>Leadership Development.</w:t>
-      </w:r>
-    </w:p>
-    <w:p>
-      <w:pPr>
-        <w:pStyle w:val="ListBullet"/>
-      </w:pPr>
-      <w:r>
-        <w:t>Worship.</w:t>
-      </w:r>
-    </w:p>
-    <w:p>
-      <w:pPr>
-        <w:pStyle w:val="ListBullet"/>
-      </w:pPr>
-      <w:r>
-        <w:t>Financial Stewardship.</w:t>
-      </w:r>
-    </w:p>
-    <w:p>
-      <w:pPr>
-        <w:pStyle w:val="ListBullet"/>
-      </w:pPr>
-      <w:r>
-        <w:t>Ministry Operations.</w:t>
-      </w:r>
-    </w:p>
-    <w:p>
-      <w:pPr>
-        <w:pStyle w:val="ListBullet"/>
-      </w:pPr>
-      <w:r>
-        <w:t>Community Impact.</w:t>
-      </w:r>
-    </w:p>
-    <w:p>
-      <w:pPr>
-        <w:pStyle w:val="ListBullet"/>
-      </w:pPr>
-      <w:r>
-        <w:t>Volunteer Engagement.</w:t>
-      </w:r>
-    </w:p>
-    <w:p>
-      <w:pPr>
-        <w:pStyle w:val="ListBullet"/>
-      </w:pPr>
-      <w:r>
-        <w:t>Organisational Development.</w:t>
-      </w:r>
-    </w:p>
-    <w:p>
-      <w:pPr>
-        <w:pStyle w:val="Heading1"/>
-      </w:pPr>
-      <w:r>
-        <w:t>CHAPTER 4</w:t>
-      </w:r>
-    </w:p>
-    <w:p>
-      <w:pPr>
-        <w:pStyle w:val="Heading2"/>
-      </w:pPr>
-      <w:r>
-        <w:t>STRATEGIC PERFORMANCE MANAGEMENT</w:t>
-      </w:r>
-    </w:p>
-    <w:p>
-      <w:pPr>
-        <w:pStyle w:val="Heading3"/>
-      </w:pPr>
-      <w:r>
-        <w:t>4.1 Strategic Objectives</w:t>
-      </w:r>
-    </w:p>
-    <w:p>
-      <w:r>
-        <w:t>Strategic objectives shall be translated into measurable performance targets for every ministry and department.</w:t>
-      </w:r>
-    </w:p>
-    <w:p>
-      <w:pPr>
-        <w:pStyle w:val="Heading3"/>
-      </w:pPr>
-      <w:r>
-        <w:t>4.2 Alignment</w:t>
-      </w:r>
-    </w:p>
-    <w:p>
-      <w:r>
-        <w:t>Every departmental KPI shall align with:</w:t>
-      </w:r>
-    </w:p>
-    <w:p>
-      <w:pPr>
-        <w:pStyle w:val="ListBullet"/>
-      </w:pPr>
-      <w:r>
-        <w:t>The Mission.</w:t>
-      </w:r>
-    </w:p>
-    <w:p>
-      <w:pPr>
-        <w:pStyle w:val="ListBullet"/>
-      </w:pPr>
-      <w:r>
-        <w:t>The Vision.</w:t>
-      </w:r>
-    </w:p>
-    <w:p>
-      <w:pPr>
-        <w:pStyle w:val="ListBullet"/>
-      </w:pPr>
-      <w:r>
-        <w:t>Strategic priorities.</w:t>
-      </w:r>
-    </w:p>
-    <w:p>
-      <w:pPr>
-        <w:pStyle w:val="ListBullet"/>
-      </w:pPr>
-      <w:r>
-        <w:t>Annual ministry plans.</w:t>
-      </w:r>
-    </w:p>
-    <w:p>
-      <w:pPr>
-        <w:pStyle w:val="ListBullet"/>
-      </w:pPr>
-      <w:r>
-        <w:t>Approved budgets.</w:t>
-      </w:r>
-    </w:p>
-    <w:p>
-      <w:pPr>
-        <w:pStyle w:val="Heading3"/>
-      </w:pPr>
-      <w:r>
-        <w:t>4.3 Strategic Reviews</w:t>
-      </w:r>
-    </w:p>
-    <w:p>
-      <w:r>
-        <w:t>Strategic performance shall be reviewed periodically to evaluate:</w:t>
-      </w:r>
-    </w:p>
-    <w:p>
-      <w:pPr>
-        <w:pStyle w:val="ListBullet"/>
-      </w:pPr>
-      <w:r>
-        <w:t>Progress toward objectives.</w:t>
-      </w:r>
-    </w:p>
-    <w:p>
-      <w:pPr>
-        <w:pStyle w:val="ListBullet"/>
-      </w:pPr>
-      <w:r>
-        <w:t>Resource utilisation.</w:t>
-      </w:r>
-    </w:p>
-    <w:p>
-      <w:pPr>
-        <w:pStyle w:val="ListBullet"/>
-      </w:pPr>
-      <w:r>
-        <w:t>Ministry effectiveness.</w:t>
-      </w:r>
-    </w:p>
-    <w:p>
-      <w:pPr>
-        <w:pStyle w:val="ListBullet"/>
-      </w:pPr>
-      <w:r>
-        <w:t>Emerging risks.</w:t>
-      </w:r>
-    </w:p>
-    <w:p>
-      <w:pPr>
-        <w:pStyle w:val="ListBullet"/>
-      </w:pPr>
-      <w:r>
-        <w:t>Opportunities for improvement.</w:t>
-      </w:r>
-    </w:p>
-    <w:p>
-      <w:pPr>
-        <w:pStyle w:val="Heading1"/>
-      </w:pPr>
-      <w:r>
-        <w:t>CHAPTER 5</w:t>
-      </w:r>
-    </w:p>
-    <w:p>
-      <w:pPr>
-        <w:pStyle w:val="Heading2"/>
-      </w:pPr>
-      <w:r>
-        <w:t>MINISTRY PERFORMANCE PLANNING</w:t>
-      </w:r>
-    </w:p>
-    <w:p>
-      <w:pPr>
-        <w:pStyle w:val="Heading3"/>
-      </w:pPr>
-      <w:r>
-        <w:t>5.1 Annual Performance Plans</w:t>
-      </w:r>
-    </w:p>
-    <w:p>
-      <w:r>
-        <w:t>Each ministry shall prepare an annual performance plan containing:</w:t>
-      </w:r>
-    </w:p>
-    <w:p>
-      <w:pPr>
-        <w:pStyle w:val="ListBullet"/>
-      </w:pPr>
-      <w:r>
-        <w:t>Ministry objectives.</w:t>
-      </w:r>
-    </w:p>
-    <w:p>
-      <w:pPr>
-        <w:pStyle w:val="ListBullet"/>
-      </w:pPr>
-      <w:r>
-        <w:t>KPIs.</w:t>
-      </w:r>
-    </w:p>
-    <w:p>
-      <w:pPr>
-        <w:pStyle w:val="ListBullet"/>
-      </w:pPr>
-      <w:r>
-        <w:t>Performance targets.</w:t>
-      </w:r>
-    </w:p>
-    <w:p>
-      <w:pPr>
-        <w:pStyle w:val="ListBullet"/>
-      </w:pPr>
-      <w:r>
-        <w:t>Strategic initiatives.</w:t>
-      </w:r>
-    </w:p>
-    <w:p>
-      <w:pPr>
-        <w:pStyle w:val="ListBullet"/>
-      </w:pPr>
-      <w:r>
-        <w:t>Budget allocation.</w:t>
-      </w:r>
-    </w:p>
-    <w:p>
-      <w:pPr>
-        <w:pStyle w:val="ListBullet"/>
-      </w:pPr>
-      <w:r>
-        <w:t>Resource requirements.</w:t>
-      </w:r>
-    </w:p>
-    <w:p>
-      <w:pPr>
-        <w:pStyle w:val="ListBullet"/>
-      </w:pPr>
-      <w:r>
-        <w:t>Risk assessment.</w:t>
-      </w:r>
-    </w:p>
-    <w:p>
-      <w:pPr>
-        <w:pStyle w:val="ListBullet"/>
-      </w:pPr>
-      <w:r>
-        <w:t>Reporting schedule.</w:t>
-      </w:r>
-    </w:p>
-    <w:p>
-      <w:pPr>
-        <w:pStyle w:val="Heading3"/>
-      </w:pPr>
-      <w:r>
-        <w:t>5.2 Target Setting</w:t>
-      </w:r>
-    </w:p>
-    <w:p>
-      <w:r>
-        <w:t>Performance targets shall be:</w:t>
-      </w:r>
-    </w:p>
-    <w:p>
-      <w:pPr>
-        <w:pStyle w:val="ListBullet"/>
-      </w:pPr>
-      <w:r>
-        <w:t>Realistic.</w:t>
-      </w:r>
-    </w:p>
-    <w:p>
-      <w:pPr>
-        <w:pStyle w:val="ListBullet"/>
-      </w:pPr>
-      <w:r>
-        <w:t>Challenging.</w:t>
-      </w:r>
-    </w:p>
-    <w:p>
-      <w:pPr>
-        <w:pStyle w:val="ListBullet"/>
-      </w:pPr>
-      <w:r>
-        <w:t>Measurable.</w:t>
-      </w:r>
-    </w:p>
-    <w:p>
-      <w:pPr>
-        <w:pStyle w:val="ListBullet"/>
-      </w:pPr>
-      <w:r>
-        <w:t>Approved by leadership.</w:t>
-      </w:r>
-    </w:p>
-    <w:p>
-      <w:pPr>
-        <w:pStyle w:val="ListBullet"/>
-      </w:pPr>
-      <w:r>
-        <w:t>Reviewed periodically.</w:t>
-      </w:r>
-    </w:p>
-    <w:p>
-      <w:pPr>
-        <w:pStyle w:val="Heading3"/>
-      </w:pPr>
-      <w:r>
-        <w:t>5.3 Performance Ownership</w:t>
-      </w:r>
-    </w:p>
-    <w:p>
-      <w:r>
-        <w:t>Every KPI shall have:</w:t>
-      </w:r>
-    </w:p>
-    <w:p>
-      <w:pPr>
-        <w:pStyle w:val="ListBullet"/>
-      </w:pPr>
-      <w:r>
-        <w:t>A responsible owner.</w:t>
-      </w:r>
-    </w:p>
-    <w:p>
-      <w:pPr>
-        <w:pStyle w:val="ListBullet"/>
-      </w:pPr>
-      <w:r>
-        <w:t>A reporting frequency.</w:t>
-      </w:r>
-    </w:p>
-    <w:p>
-      <w:pPr>
-        <w:pStyle w:val="ListBullet"/>
-      </w:pPr>
-      <w:r>
-        <w:t>A measurement method.</w:t>
-      </w:r>
-    </w:p>
-    <w:p>
-      <w:pPr>
-        <w:pStyle w:val="ListBullet"/>
-      </w:pPr>
-      <w:r>
-        <w:t>Defined success criteria.</w:t>
-      </w:r>
-    </w:p>
-    <w:p>
-      <w:pPr>
-        <w:pStyle w:val="ListBullet"/>
-      </w:pPr>
-      <w:r>
-        <w:t>Improvement actions where required.</w:t>
-      </w:r>
-    </w:p>
-    <w:p>
-      <w:pPr>
-        <w:pStyle w:val="Heading2"/>
-      </w:pPr>
-      <w:r>
-        <w:t>END OF VOLUME V -- PART 1</w:t>
-      </w:r>
-    </w:p>
-    <w:p>
-      <w:pPr>
-        <w:pStyle w:val="Heading2"/>
-      </w:pPr>
-      <w:r>
-        <w:t>VOLUME V -- PART 1</w:t>
-      </w:r>
-    </w:p>
-    <w:p>
-      <w:r>
-        <w:t>You've already received Volume V -- Part 1. The next section in the sequence is Volume V -- Part 2.</w:t>
-      </w:r>
-    </w:p>
-    <w:p>
-      <w:r>
-        <w:t>Here it is:</w:t>
-      </w:r>
-    </w:p>
-    <w:p>
-      <w:pPr>
-        <w:pStyle w:val="Heading2"/>
-      </w:pPr>
-      <w:r>
-        <w:t>THRONE ROOM OF GOD KINGDOM CENTER</w:t>
-      </w:r>
-    </w:p>
-    <w:p>
-      <w:pPr>
-        <w:pStyle w:val="Heading2"/>
-      </w:pPr>
-      <w:r>
-        <w:t>OFFICIAL GOVERNANCE LIBRARY</w:t>
-      </w:r>
-    </w:p>
-    <w:p>
-      <w:pPr>
-        <w:pStyle w:val="Heading2"/>
-      </w:pPr>
-      <w:r>
-        <w:t>VOLUME V</w:t>
-      </w:r>
-    </w:p>
-    <w:p>
-      <w:pPr>
-        <w:pStyle w:val="Heading2"/>
-      </w:pPr>
-      <w:r>
-        <w:t>KPI &amp; PERFORMANCE MANAGEMENT MANUAL</w:t>
-      </w:r>
-    </w:p>
-    <w:p>
-      <w:pPr>
-        <w:pStyle w:val="Heading1"/>
-      </w:pPr>
-      <w:r>
-        <w:t>PART 2</w:t>
-      </w:r>
-    </w:p>
-    <w:p>
-      <w:pPr>
-        <w:pStyle w:val="Heading1"/>
-      </w:pPr>
-      <w:r>
-        <w:t>CHAPTER 6</w:t>
-      </w:r>
-    </w:p>
-    <w:p>
-      <w:pPr>
-        <w:pStyle w:val="Heading2"/>
-      </w:pPr>
-      <w:r>
-        <w:t>PERFORMANCE MEASUREMENT</w:t>
-      </w:r>
-    </w:p>
-    <w:p>
-      <w:pPr>
-        <w:pStyle w:val="Heading3"/>
-      </w:pPr>
-      <w:r>
-        <w:t>6.1 Purpose</w:t>
-      </w:r>
-    </w:p>
-    <w:p>
-      <w:r>
-        <w:t>Performance measurement provides objective evidence of ministry effectiveness and supports informed decision-making through the regular monitoring of Key Performance Indicators (KPIs).</w:t>
-      </w:r>
-    </w:p>
-    <w:p>
-      <w:pPr>
-        <w:pStyle w:val="Heading3"/>
-      </w:pPr>
-      <w:r>
-        <w:t>6.2 Performance Measurement Principles</w:t>
-      </w:r>
-    </w:p>
-    <w:p>
-      <w:r>
-        <w:t>Performance measurement shall be:</w:t>
-      </w:r>
-    </w:p>
-    <w:p>
-      <w:pPr>
-        <w:pStyle w:val="ListBullet"/>
-      </w:pPr>
-      <w:r>
-        <w:t>Objective.</w:t>
-      </w:r>
-    </w:p>
-    <w:p>
-      <w:pPr>
-        <w:pStyle w:val="ListBullet"/>
-      </w:pPr>
-      <w:r>
-        <w:t>Accurate.</w:t>
-      </w:r>
-    </w:p>
-    <w:p>
-      <w:pPr>
-        <w:pStyle w:val="ListBullet"/>
-      </w:pPr>
-      <w:r>
-        <w:t>Timely.</w:t>
-      </w:r>
-    </w:p>
-    <w:p>
-      <w:pPr>
-        <w:pStyle w:val="ListBullet"/>
-      </w:pPr>
-      <w:r>
-        <w:t>Consistent.</w:t>
-      </w:r>
-    </w:p>
-    <w:p>
-      <w:pPr>
-        <w:pStyle w:val="ListBullet"/>
-      </w:pPr>
-      <w:r>
-        <w:t>Transparent.</w:t>
-      </w:r>
-    </w:p>
-    <w:p>
-      <w:pPr>
-        <w:pStyle w:val="ListBullet"/>
-      </w:pPr>
-      <w:r>
-        <w:t>Relevant.</w:t>
-      </w:r>
-    </w:p>
-    <w:p>
-      <w:pPr>
-        <w:pStyle w:val="ListBullet"/>
-      </w:pPr>
-      <w:r>
-        <w:t>Action-oriented.</w:t>
-      </w:r>
-    </w:p>
-    <w:p>
-      <w:pPr>
-        <w:pStyle w:val="ListBullet"/>
-      </w:pPr>
-      <w:r>
-        <w:t>Aligned with the Church's strategic objectives.</w:t>
-      </w:r>
-    </w:p>
-    <w:p>
-      <w:pPr>
-        <w:pStyle w:val="Heading3"/>
-      </w:pPr>
-      <w:r>
-        <w:t>6.3 Sources of Performance Data</w:t>
-      </w:r>
-    </w:p>
-    <w:p>
-      <w:r>
-        <w:t>Performance data may include:</w:t>
-      </w:r>
-    </w:p>
-    <w:p>
-      <w:pPr>
-        <w:pStyle w:val="ListBullet"/>
-      </w:pPr>
-      <w:r>
-        <w:t>Ministry reports.</w:t>
-      </w:r>
-    </w:p>
-    <w:p>
-      <w:pPr>
-        <w:pStyle w:val="ListBullet"/>
-      </w:pPr>
-      <w:r>
-        <w:t>Attendance records.</w:t>
-      </w:r>
-    </w:p>
-    <w:p>
-      <w:pPr>
-        <w:pStyle w:val="ListBullet"/>
-      </w:pPr>
-      <w:r>
-        <w:t>Financial reports.</w:t>
-      </w:r>
-    </w:p>
-    <w:p>
-      <w:pPr>
-        <w:pStyle w:val="ListBullet"/>
-      </w:pPr>
-      <w:r>
-        <w:t>Volunteer records.</w:t>
-      </w:r>
-    </w:p>
-    <w:p>
-      <w:pPr>
-        <w:pStyle w:val="ListBullet"/>
-      </w:pPr>
-      <w:r>
-        <w:t>Community outreach statistics.</w:t>
-      </w:r>
-    </w:p>
-    <w:p>
-      <w:pPr>
-        <w:pStyle w:val="ListBullet"/>
-      </w:pPr>
-      <w:r>
-        <w:t>Discipleship outcomes.</w:t>
-      </w:r>
-    </w:p>
-    <w:p>
-      <w:pPr>
-        <w:pStyle w:val="ListBullet"/>
-      </w:pPr>
-      <w:r>
-        <w:t>Leadership evaluations.</w:t>
-      </w:r>
-    </w:p>
-    <w:p>
-      <w:pPr>
-        <w:pStyle w:val="ListBullet"/>
-      </w:pPr>
-      <w:r>
-        <w:t>Member feedback.</w:t>
-      </w:r>
-    </w:p>
-    <w:p>
-      <w:pPr>
-        <w:pStyle w:val="Heading1"/>
-      </w:pPr>
-      <w:r>
-        <w:t>CHAPTER 7</w:t>
-      </w:r>
-    </w:p>
-    <w:p>
-      <w:pPr>
-        <w:pStyle w:val="Heading2"/>
-      </w:pPr>
-      <w:r>
-        <w:t>PERFORMANCE REPORTING</w:t>
-      </w:r>
-    </w:p>
-    <w:p>
-      <w:pPr>
-        <w:pStyle w:val="Heading3"/>
-      </w:pPr>
-      <w:r>
-        <w:t>7.1 Purpose</w:t>
-      </w:r>
-    </w:p>
-    <w:p>
-      <w:r>
-        <w:t>Performance reporting communicates ministry progress, highlights achievements, identifies challenges, and supports accountability throughout the Church.</w:t>
-      </w:r>
-    </w:p>
-    <w:p>
-      <w:pPr>
-        <w:pStyle w:val="Heading3"/>
-      </w:pPr>
-      <w:r>
-        <w:t>7.2 Reporting Frequency</w:t>
-      </w:r>
-    </w:p>
-    <w:p>
-      <w:r>
-        <w:t>Performance reports shall be prepared:</w:t>
-      </w:r>
-    </w:p>
-    <w:p>
-      <w:pPr>
-        <w:pStyle w:val="ListBullet"/>
-      </w:pPr>
-      <w:r>
-        <w:t>Monthly.</w:t>
-      </w:r>
-    </w:p>
-    <w:p>
-      <w:pPr>
-        <w:pStyle w:val="ListBullet"/>
-      </w:pPr>
-      <w:r>
-        <w:t>Quarterly.</w:t>
-      </w:r>
-    </w:p>
-    <w:p>
-      <w:pPr>
-        <w:pStyle w:val="ListBullet"/>
-      </w:pPr>
-      <w:r>
-        <w:t>Annually.</w:t>
-      </w:r>
-    </w:p>
-    <w:p>
-      <w:pPr>
-        <w:pStyle w:val="ListBullet"/>
-      </w:pPr>
-      <w:r>
-        <w:t>As requested by Church leadership.</w:t>
-      </w:r>
-    </w:p>
-    <w:p>
-      <w:pPr>
-        <w:pStyle w:val="Heading3"/>
-      </w:pPr>
-      <w:r>
-        <w:t>7.3 Report Contents</w:t>
-      </w:r>
-    </w:p>
-    <w:p>
-      <w:r>
-        <w:t>Performance reports shall include:</w:t>
-      </w:r>
-    </w:p>
-    <w:p>
-      <w:pPr>
-        <w:pStyle w:val="ListBullet"/>
-      </w:pPr>
-      <w:r>
-        <w:t>Ministry objectives.</w:t>
-      </w:r>
-    </w:p>
-    <w:p>
-      <w:pPr>
-        <w:pStyle w:val="ListBullet"/>
-      </w:pPr>
-      <w:r>
-        <w:t>KPI results.</w:t>
-      </w:r>
-    </w:p>
-    <w:p>
-      <w:pPr>
-        <w:pStyle w:val="ListBullet"/>
-      </w:pPr>
-      <w:r>
-        <w:t>Performance trends.</w:t>
-      </w:r>
-    </w:p>
-    <w:p>
-      <w:pPr>
-        <w:pStyle w:val="ListBullet"/>
-      </w:pPr>
-      <w:r>
-        <w:t>Achievements.</w:t>
-      </w:r>
-    </w:p>
-    <w:p>
-      <w:pPr>
-        <w:pStyle w:val="ListBullet"/>
-      </w:pPr>
-      <w:r>
-        <w:t>Challenges.</w:t>
-      </w:r>
-    </w:p>
-    <w:p>
-      <w:pPr>
-        <w:pStyle w:val="ListBullet"/>
-      </w:pPr>
-      <w:r>
-        <w:t>Risks.</w:t>
-      </w:r>
-    </w:p>
-    <w:p>
-      <w:pPr>
-        <w:pStyle w:val="ListBullet"/>
-      </w:pPr>
-      <w:r>
-        <w:t>Improvement initiatives.</w:t>
-      </w:r>
-    </w:p>
-    <w:p>
-      <w:pPr>
-        <w:pStyle w:val="ListBullet"/>
-      </w:pPr>
-      <w:r>
-        <w:t>Recommendations.</w:t>
-      </w:r>
-    </w:p>
-    <w:p>
-      <w:pPr>
-        <w:pStyle w:val="Heading1"/>
-      </w:pPr>
-      <w:r>
-        <w:t>CHAPTER 8</w:t>
-      </w:r>
-    </w:p>
-    <w:p>
-      <w:pPr>
-        <w:pStyle w:val="Heading2"/>
-      </w:pPr>
-      <w:r>
-        <w:t>PERFORMANCE REVIEWS</w:t>
-      </w:r>
-    </w:p>
-    <w:p>
-      <w:pPr>
-        <w:pStyle w:val="Heading3"/>
-      </w:pPr>
-      <w:r>
-        <w:t>8.1 Purpose</w:t>
-      </w:r>
-    </w:p>
-    <w:p>
-      <w:r>
-        <w:t>Performance reviews evaluate progress against approved objectives and identify opportunities for improvement, leadership development, and ministry effectiveness.</w:t>
-      </w:r>
-    </w:p>
-    <w:p>
-      <w:pPr>
-        <w:pStyle w:val="Heading3"/>
-      </w:pPr>
-      <w:r>
-        <w:t>8.2 Review Participants</w:t>
-      </w:r>
-    </w:p>
-    <w:p>
-      <w:r>
-        <w:t>Performance reviews may involve:</w:t>
-      </w:r>
-    </w:p>
-    <w:p>
-      <w:pPr>
-        <w:pStyle w:val="ListBullet"/>
-      </w:pPr>
-      <w:r>
-        <w:t>Senior Apostle.</w:t>
-      </w:r>
-    </w:p>
-    <w:p>
-      <w:pPr>
-        <w:pStyle w:val="ListBullet"/>
-      </w:pPr>
-      <w:r>
-        <w:t>Executive Leadership.</w:t>
-      </w:r>
-    </w:p>
-    <w:p>
-      <w:pPr>
-        <w:pStyle w:val="ListBullet"/>
-      </w:pPr>
-      <w:r>
-        <w:t>Ministry Directors.</w:t>
-      </w:r>
-    </w:p>
-    <w:p>
-      <w:pPr>
-        <w:pStyle w:val="ListBullet"/>
-      </w:pPr>
-      <w:r>
-        <w:t>Department Heads.</w:t>
-      </w:r>
-    </w:p>
-    <w:p>
-      <w:pPr>
-        <w:pStyle w:val="ListBullet"/>
-      </w:pPr>
-      <w:r>
-        <w:t>Ministry Coordinators.</w:t>
-      </w:r>
-    </w:p>
-    <w:p>
-      <w:pPr>
-        <w:pStyle w:val="ListBullet"/>
-      </w:pPr>
-      <w:r>
-        <w:t>Staff Members.</w:t>
-      </w:r>
-    </w:p>
-    <w:p>
-      <w:pPr>
-        <w:pStyle w:val="ListBullet"/>
-      </w:pPr>
-      <w:r>
-        <w:t>Volunteers where appropriate.</w:t>
-      </w:r>
-    </w:p>
-    <w:p>
-      <w:pPr>
-        <w:pStyle w:val="Heading3"/>
-      </w:pPr>
-      <w:r>
-        <w:t>8.3 Review Outcomes</w:t>
-      </w:r>
-    </w:p>
-    <w:p>
-      <w:r>
-        <w:t>Performance reviews shall result in:</w:t>
-      </w:r>
-    </w:p>
-    <w:p>
-      <w:pPr>
-        <w:pStyle w:val="ListBullet"/>
-      </w:pPr>
-      <w:r>
-        <w:t>Recognition of achievements.</w:t>
-      </w:r>
-    </w:p>
-    <w:p>
-      <w:pPr>
-        <w:pStyle w:val="ListBullet"/>
-      </w:pPr>
-      <w:r>
-        <w:t>Identification of improvement areas.</w:t>
-      </w:r>
-    </w:p>
-    <w:p>
-      <w:pPr>
-        <w:pStyle w:val="ListBullet"/>
-      </w:pPr>
-      <w:r>
-        <w:t>Updated development plans.</w:t>
-      </w:r>
-    </w:p>
-    <w:p>
-      <w:pPr>
-        <w:pStyle w:val="ListBullet"/>
-      </w:pPr>
-      <w:r>
-        <w:t>Revised objectives where necessary.</w:t>
-      </w:r>
-    </w:p>
-    <w:p>
-      <w:pPr>
-        <w:pStyle w:val="ListBullet"/>
-      </w:pPr>
-      <w:r>
-        <w:t>Follow-up actions.</w:t>
-      </w:r>
-    </w:p>
-    <w:p>
-      <w:pPr>
-        <w:pStyle w:val="Heading1"/>
-      </w:pPr>
-      <w:r>
-        <w:t>CHAPTER 9</w:t>
-      </w:r>
-    </w:p>
-    <w:p>
-      <w:pPr>
-        <w:pStyle w:val="Heading2"/>
-      </w:pPr>
-      <w:r>
-        <w:t>LEADERSHIP PERFORMANCE</w:t>
-      </w:r>
-    </w:p>
-    <w:p>
-      <w:pPr>
-        <w:pStyle w:val="Heading3"/>
-      </w:pPr>
-      <w:r>
-        <w:t>9.1 Purpose</w:t>
-      </w:r>
-    </w:p>
-    <w:p>
-      <w:r>
-        <w:t>Leadership performance shall be evaluated to ensure faithful stewardship, effective leadership, and alignment with the Church's Mission and Vision.</w:t>
-      </w:r>
-    </w:p>
-    <w:p>
-      <w:pPr>
-        <w:pStyle w:val="Heading3"/>
-      </w:pPr>
-      <w:r>
-        <w:t>9.2 Leadership Evaluation Areas</w:t>
-      </w:r>
-    </w:p>
-    <w:p>
-      <w:r>
-        <w:t>Leadership shall be evaluated in relation to:</w:t>
-      </w:r>
-    </w:p>
-    <w:p>
-      <w:pPr>
-        <w:pStyle w:val="ListBullet"/>
-      </w:pPr>
-      <w:r>
-        <w:t>Spiritual leadership.</w:t>
-      </w:r>
-    </w:p>
-    <w:p>
-      <w:pPr>
-        <w:pStyle w:val="ListBullet"/>
-      </w:pPr>
-      <w:r>
-        <w:t>Character and integrity.</w:t>
-      </w:r>
-    </w:p>
-    <w:p>
-      <w:pPr>
-        <w:pStyle w:val="ListBullet"/>
-      </w:pPr>
-      <w:r>
-        <w:t>Vision implementation.</w:t>
-      </w:r>
-    </w:p>
-    <w:p>
-      <w:pPr>
-        <w:pStyle w:val="ListBullet"/>
-      </w:pPr>
-      <w:r>
-        <w:t>Team development.</w:t>
-      </w:r>
-    </w:p>
-    <w:p>
-      <w:pPr>
-        <w:pStyle w:val="ListBullet"/>
-      </w:pPr>
-      <w:r>
-        <w:t>Decision-making.</w:t>
-      </w:r>
-    </w:p>
-    <w:p>
-      <w:pPr>
-        <w:pStyle w:val="ListBullet"/>
-      </w:pPr>
-      <w:r>
-        <w:t>Communication.</w:t>
-      </w:r>
-    </w:p>
-    <w:p>
-      <w:pPr>
-        <w:pStyle w:val="ListBullet"/>
-      </w:pPr>
-      <w:r>
-        <w:t>Stewardship.</w:t>
-      </w:r>
-    </w:p>
-    <w:p>
-      <w:pPr>
-        <w:pStyle w:val="ListBullet"/>
-      </w:pPr>
-      <w:r>
-        <w:t>Ministry effectiveness.</w:t>
-      </w:r>
-    </w:p>
-    <w:p>
-      <w:pPr>
-        <w:pStyle w:val="Heading3"/>
-      </w:pPr>
-      <w:r>
-        <w:t>9.3 Leadership Development</w:t>
-      </w:r>
-    </w:p>
-    <w:p>
-      <w:r>
-        <w:t>Leadership reviews shall identify opportunities for:</w:t>
-      </w:r>
-    </w:p>
-    <w:p>
-      <w:pPr>
-        <w:pStyle w:val="ListBullet"/>
-      </w:pPr>
-      <w:r>
-        <w:t>Coaching.</w:t>
-      </w:r>
-    </w:p>
-    <w:p>
-      <w:pPr>
-        <w:pStyle w:val="ListBullet"/>
-      </w:pPr>
-      <w:r>
-        <w:t>Mentoring.</w:t>
-      </w:r>
-    </w:p>
-    <w:p>
-      <w:pPr>
-        <w:pStyle w:val="ListBullet"/>
-      </w:pPr>
-      <w:r>
-        <w:t>Ministry training.</w:t>
-      </w:r>
-    </w:p>
-    <w:p>
-      <w:pPr>
-        <w:pStyle w:val="ListBullet"/>
-      </w:pPr>
-      <w:r>
-        <w:t>Succession planning.</w:t>
-      </w:r>
-    </w:p>
-    <w:p>
-      <w:pPr>
-        <w:pStyle w:val="ListBullet"/>
-      </w:pPr>
-      <w:r>
-        <w:t>Skills development.</w:t>
-      </w:r>
-    </w:p>
-    <w:p>
-      <w:pPr>
-        <w:pStyle w:val="ListBullet"/>
-      </w:pPr>
-      <w:r>
-        <w:t>Spiritual growth.</w:t>
-      </w:r>
-    </w:p>
-    <w:p>
-      <w:pPr>
-        <w:pStyle w:val="Heading1"/>
-      </w:pPr>
-      <w:r>
-        <w:t>CHAPTER 10</w:t>
-      </w:r>
-    </w:p>
-    <w:p>
-      <w:pPr>
-        <w:pStyle w:val="Heading2"/>
-      </w:pPr>
-      <w:r>
-        <w:t>MINISTRY DASHBOARDS</w:t>
-      </w:r>
-    </w:p>
-    <w:p>
-      <w:pPr>
-        <w:pStyle w:val="Heading3"/>
-      </w:pPr>
-      <w:r>
-        <w:t>10.1 Purpose</w:t>
-      </w:r>
-    </w:p>
-    <w:p>
-      <w:r>
-        <w:t>The Church shall maintain ministry dashboards to provide leadership with timely performance information that supports strategic oversight and operational decision-making.</w:t>
-      </w:r>
-    </w:p>
-    <w:p>
-      <w:pPr>
-        <w:pStyle w:val="Heading3"/>
-      </w:pPr>
-      <w:r>
-        <w:t>10.2 Dashboard Indicators</w:t>
-      </w:r>
-    </w:p>
-    <w:p>
-      <w:r>
-        <w:t>Dashboards may include:</w:t>
-      </w:r>
-    </w:p>
-    <w:p>
-      <w:pPr>
-        <w:pStyle w:val="ListBullet"/>
-      </w:pPr>
-      <w:r>
-        <w:t>Attendance.</w:t>
-      </w:r>
-    </w:p>
-    <w:p>
-      <w:pPr>
-        <w:pStyle w:val="ListBullet"/>
-      </w:pPr>
-      <w:r>
-        <w:t>Membership growth.</w:t>
-      </w:r>
-    </w:p>
-    <w:p>
-      <w:pPr>
-        <w:pStyle w:val="ListBullet"/>
-      </w:pPr>
-      <w:r>
-        <w:t>Baptisms.</w:t>
-      </w:r>
-    </w:p>
-    <w:p>
-      <w:pPr>
-        <w:pStyle w:val="ListBullet"/>
-      </w:pPr>
-      <w:r>
-        <w:t>Discipleship participation.</w:t>
-      </w:r>
-    </w:p>
-    <w:p>
-      <w:pPr>
-        <w:pStyle w:val="ListBullet"/>
-      </w:pPr>
-      <w:r>
-        <w:t>Volunteer engagement.</w:t>
-      </w:r>
-    </w:p>
-    <w:p>
-      <w:pPr>
-        <w:pStyle w:val="ListBullet"/>
-      </w:pPr>
-      <w:r>
-        <w:t>Financial performance.</w:t>
-      </w:r>
-    </w:p>
-    <w:p>
-      <w:pPr>
-        <w:pStyle w:val="ListBullet"/>
-      </w:pPr>
-      <w:r>
-        <w:t>Outreach activities.</w:t>
-      </w:r>
-    </w:p>
-    <w:p>
-      <w:pPr>
-        <w:pStyle w:val="ListBullet"/>
-      </w:pPr>
-      <w:r>
-        <w:t>KPI achievement.</w:t>
-      </w:r>
-    </w:p>
-    <w:p>
-      <w:pPr>
-        <w:pStyle w:val="ListBullet"/>
-      </w:pPr>
-      <w:r>
-        <w:t>Ministry health indicators.</w:t>
-      </w:r>
-    </w:p>
-    <w:p>
-      <w:pPr>
-        <w:pStyle w:val="Heading3"/>
-      </w:pPr>
-      <w:r>
-        <w:t>10.3 Dashboard Review</w:t>
-      </w:r>
-    </w:p>
-    <w:p>
-      <w:r>
-        <w:t>Leadership shall review ministry dashboards regularly to:</w:t>
-      </w:r>
-    </w:p>
-    <w:p>
-      <w:pPr>
-        <w:pStyle w:val="ListBullet"/>
-      </w:pPr>
-      <w:r>
-        <w:t>Monitor performance.</w:t>
-      </w:r>
-    </w:p>
-    <w:p>
-      <w:pPr>
-        <w:pStyle w:val="ListBullet"/>
-      </w:pPr>
-      <w:r>
-        <w:t>Identify trends.</w:t>
-      </w:r>
-    </w:p>
-    <w:p>
-      <w:pPr>
-        <w:pStyle w:val="ListBullet"/>
-      </w:pPr>
-      <w:r>
-        <w:t>Detect emerging risks.</w:t>
-      </w:r>
-    </w:p>
-    <w:p>
-      <w:pPr>
-        <w:pStyle w:val="ListBullet"/>
-      </w:pPr>
-      <w:r>
-        <w:t>Allocate resources.</w:t>
-      </w:r>
-    </w:p>
-    <w:p>
-      <w:pPr>
-        <w:pStyle w:val="ListBullet"/>
-      </w:pPr>
-      <w:r>
-        <w:t>Improve ministry effectiveness.</w:t>
-      </w:r>
-    </w:p>
-    <w:p>
-      <w:pPr>
-        <w:pStyle w:val="Heading1"/>
-      </w:pPr>
-      <w:r>
-        <w:t>CHAPTER 11</w:t>
-      </w:r>
-    </w:p>
-    <w:p>
-      <w:pPr>
-        <w:pStyle w:val="Heading2"/>
-      </w:pPr>
-      <w:r>
-        <w:t>CORRECTIVE ACTIONS</w:t>
-      </w:r>
-    </w:p>
-    <w:p>
-      <w:pPr>
-        <w:pStyle w:val="Heading3"/>
-      </w:pPr>
-      <w:r>
-        <w:t>11.1 Purpose</w:t>
-      </w:r>
-    </w:p>
-    <w:p>
-      <w:r>
-        <w:t>Corrective actions shall be implemented whenever ministry performance falls below approved standards or agreed performance targets.</w:t>
-      </w:r>
-    </w:p>
-    <w:p>
-      <w:pPr>
-        <w:pStyle w:val="Heading3"/>
-      </w:pPr>
-      <w:r>
-        <w:t>11.2 Corrective Action Process</w:t>
-      </w:r>
-    </w:p>
-    <w:p>
-      <w:r>
-        <w:t>The corrective action process shall include:</w:t>
-      </w:r>
-    </w:p>
-    <w:p>
-      <w:pPr>
-        <w:pStyle w:val="ListNumber"/>
-      </w:pPr>
-      <w:r>
-        <w:t>Identification of the performance gap.</w:t>
-      </w:r>
-    </w:p>
-    <w:p>
-      <w:pPr>
-        <w:pStyle w:val="ListNumber"/>
-      </w:pPr>
-      <w:r>
-        <w:t>Root cause analysis.</w:t>
-      </w:r>
-    </w:p>
-    <w:p>
-      <w:pPr>
-        <w:pStyle w:val="ListNumber"/>
-      </w:pPr>
-      <w:r>
-        <w:t>Development of an improvement plan.</w:t>
-      </w:r>
-    </w:p>
-    <w:p>
-      <w:pPr>
-        <w:pStyle w:val="ListNumber"/>
-      </w:pPr>
-      <w:r>
-        <w:t>Assignment of responsibilities.</w:t>
-      </w:r>
-    </w:p>
-    <w:p>
-      <w:pPr>
-        <w:pStyle w:val="ListNumber"/>
-      </w:pPr>
-      <w:r>
-        <w:t>Implementation of corrective actions.</w:t>
-      </w:r>
-    </w:p>
-    <w:p>
-      <w:pPr>
-        <w:pStyle w:val="ListNumber"/>
-      </w:pPr>
-      <w:r>
-        <w:t>Monitoring of progress.</w:t>
-      </w:r>
-    </w:p>
-    <w:p>
-      <w:pPr>
-        <w:pStyle w:val="ListNumber"/>
-      </w:pPr>
-      <w:r>
-        <w:t>Verification of effectiveness.</w:t>
-      </w:r>
-    </w:p>
-    <w:p>
-      <w:pPr>
-        <w:pStyle w:val="Heading3"/>
-      </w:pPr>
-      <w:r>
-        <w:t>11.3 Improvement Culture</w:t>
-      </w:r>
-    </w:p>
-    <w:p>
-      <w:r>
-        <w:t>Corrective actions shall promote:</w:t>
-      </w:r>
-    </w:p>
-    <w:p>
-      <w:pPr>
-        <w:pStyle w:val="ListBullet"/>
-      </w:pPr>
-      <w:r>
-        <w:t>Learning.</w:t>
-      </w:r>
-    </w:p>
-    <w:p>
-      <w:pPr>
-        <w:pStyle w:val="ListBullet"/>
-      </w:pPr>
-      <w:r>
-        <w:t>Accountability.</w:t>
-      </w:r>
-    </w:p>
-    <w:p>
-      <w:pPr>
-        <w:pStyle w:val="ListBullet"/>
-      </w:pPr>
-      <w:r>
-        <w:t>Continuous improvement.</w:t>
-      </w:r>
-    </w:p>
-    <w:p>
-      <w:pPr>
-        <w:pStyle w:val="ListBullet"/>
-      </w:pPr>
-      <w:r>
-        <w:t>Collaboration.</w:t>
-      </w:r>
-    </w:p>
-    <w:p>
-      <w:pPr>
-        <w:pStyle w:val="ListBullet"/>
-      </w:pPr>
-      <w:r>
-        <w:t>Ministry excellence.</w:t>
-      </w:r>
-    </w:p>
-    <w:p>
-      <w:pPr>
-        <w:pStyle w:val="Heading2"/>
-      </w:pPr>
-      <w:r>
-        <w:t>END OF VOLUME V -- PART 2</w:t>
-      </w:r>
-    </w:p>
-    <w:p>
-      <w:pPr>
-        <w:pStyle w:val="Heading2"/>
-      </w:pPr>
-      <w:r>
-        <w:t>VOLUME V -- PART 3</w:t>
-      </w:r>
-    </w:p>
-    <w:p>
-      <w:pPr>
-        <w:pStyle w:val="Heading2"/>
-      </w:pPr>
-      <w:r>
-        <w:t>THRONE ROOM OF GOD KINGDOM CENTER</w:t>
-      </w:r>
-    </w:p>
-    <w:p>
-      <w:pPr>
-        <w:pStyle w:val="Heading2"/>
-      </w:pPr>
-      <w:r>
-        <w:t>OFFICIAL GOVERNANCE LIBRARY</w:t>
-      </w:r>
-    </w:p>
-    <w:p>
-      <w:pPr>
-        <w:pStyle w:val="Heading2"/>
-      </w:pPr>
-      <w:r>
-        <w:t>VOLUME V</w:t>
-      </w:r>
-    </w:p>
-    <w:p>
-      <w:pPr>
-        <w:pStyle w:val="Heading2"/>
-      </w:pPr>
-      <w:r>
-        <w:t>KPI &amp; PERFORMANCE MANAGEMENT MANUAL</w:t>
-      </w:r>
-    </w:p>
-    <w:p>
-      <w:pPr>
-        <w:pStyle w:val="Heading1"/>
-      </w:pPr>
-      <w:r>
-        <w:t>PART 3</w:t>
-      </w:r>
-    </w:p>
-    <w:p>
-      <w:pPr>
-        <w:pStyle w:val="Heading1"/>
-      </w:pPr>
-      <w:r>
-        <w:t>CHAPTER 12</w:t>
-      </w:r>
-    </w:p>
-    <w:p>
-      <w:pPr>
-        <w:pStyle w:val="Heading2"/>
-      </w:pPr>
-      <w:r>
-        <w:t>PERFORMANCE IMPROVEMENT</w:t>
-      </w:r>
-    </w:p>
-    <w:p>
-      <w:pPr>
-        <w:pStyle w:val="Heading3"/>
-      </w:pPr>
-      <w:r>
-        <w:t>12.1 Purpose</w:t>
-      </w:r>
-    </w:p>
-    <w:p>
-      <w:r>
-        <w:t>Performance Improvement exists to strengthen the effectiveness of every ministry, department, leader, and programme by identifying performance gaps, implementing corrective actions, and fostering a culture of continuous learning and excellence.</w:t>
-      </w:r>
-    </w:p>
-    <w:p>
-      <w:pPr>
-        <w:pStyle w:val="Heading3"/>
-      </w:pPr>
-      <w:r>
-        <w:t>12.2 Performance Improvement Process</w:t>
-      </w:r>
-    </w:p>
-    <w:p>
-      <w:r>
-        <w:t>The Church shall implement the following improvement cycle:</w:t>
-      </w:r>
-    </w:p>
-    <w:p>
-      <w:pPr>
-        <w:pStyle w:val="ListNumber"/>
-      </w:pPr>
-      <w:r>
-        <w:t>Identify performance gaps.</w:t>
-      </w:r>
-    </w:p>
-    <w:p>
-      <w:pPr>
-        <w:pStyle w:val="ListNumber"/>
-      </w:pPr>
-      <w:r>
-        <w:t>Analyse root causes.</w:t>
-      </w:r>
-    </w:p>
-    <w:p>
-      <w:pPr>
-        <w:pStyle w:val="ListNumber"/>
-      </w:pPr>
-      <w:r>
-        <w:t>Develop improvement plans.</w:t>
-      </w:r>
-    </w:p>
-    <w:p>
-      <w:pPr>
-        <w:pStyle w:val="ListNumber"/>
-      </w:pPr>
-      <w:r>
-        <w:t>Assign responsibilities.</w:t>
-      </w:r>
-    </w:p>
-    <w:p>
-      <w:pPr>
-        <w:pStyle w:val="ListNumber"/>
-      </w:pPr>
-      <w:r>
-        <w:t>Implement corrective actions.</w:t>
-      </w:r>
-    </w:p>
-    <w:p>
-      <w:pPr>
-        <w:pStyle w:val="ListNumber"/>
-      </w:pPr>
-      <w:r>
-        <w:t>Monitor progress.</w:t>
-      </w:r>
-    </w:p>
-    <w:p>
-      <w:pPr>
-        <w:pStyle w:val="ListNumber"/>
-      </w:pPr>
-      <w:r>
-        <w:t>Evaluate results.</w:t>
-      </w:r>
-    </w:p>
-    <w:p>
-      <w:pPr>
-        <w:pStyle w:val="ListNumber"/>
-      </w:pPr>
-      <w:r>
-        <w:t>Standardise successful improvements.</w:t>
-      </w:r>
-    </w:p>
-    <w:p>
-      <w:pPr>
-        <w:pStyle w:val="Heading3"/>
-      </w:pPr>
-      <w:r>
-        <w:t>12.3 Improvement Strategies</w:t>
-      </w:r>
-    </w:p>
-    <w:p>
-      <w:r>
-        <w:t>Performance improvement may include:</w:t>
-      </w:r>
-    </w:p>
-    <w:p>
-      <w:pPr>
-        <w:pStyle w:val="ListBullet"/>
-      </w:pPr>
-      <w:r>
-        <w:t>Leadership coaching.</w:t>
-      </w:r>
-    </w:p>
-    <w:p>
-      <w:pPr>
-        <w:pStyle w:val="ListBullet"/>
-      </w:pPr>
-      <w:r>
-        <w:t>Skills development.</w:t>
-      </w:r>
-    </w:p>
-    <w:p>
-      <w:pPr>
-        <w:pStyle w:val="ListBullet"/>
-      </w:pPr>
-      <w:r>
-        <w:t>Ministry restructuring.</w:t>
-      </w:r>
-    </w:p>
-    <w:p>
-      <w:pPr>
-        <w:pStyle w:val="ListBullet"/>
-      </w:pPr>
-      <w:r>
-        <w:t>Process optimisation.</w:t>
-      </w:r>
-    </w:p>
-    <w:p>
-      <w:pPr>
-        <w:pStyle w:val="ListBullet"/>
-      </w:pPr>
-      <w:r>
-        <w:t>Resource reallocation.</w:t>
-      </w:r>
-    </w:p>
-    <w:p>
-      <w:pPr>
-        <w:pStyle w:val="ListBullet"/>
-      </w:pPr>
-      <w:r>
-        <w:t>Policy revision.</w:t>
-      </w:r>
-    </w:p>
-    <w:p>
-      <w:pPr>
-        <w:pStyle w:val="ListBullet"/>
-      </w:pPr>
-      <w:r>
-        <w:t>Enhanced communication.</w:t>
-      </w:r>
-    </w:p>
-    <w:p>
-      <w:pPr>
-        <w:pStyle w:val="ListBullet"/>
-      </w:pPr>
-      <w:r>
-        <w:t>Continuous training.</w:t>
-      </w:r>
-    </w:p>
-    <w:p>
-      <w:pPr>
-        <w:pStyle w:val="Heading1"/>
-      </w:pPr>
-      <w:r>
-        <w:t>CHAPTER 13</w:t>
-      </w:r>
-    </w:p>
-    <w:p>
-      <w:pPr>
-        <w:pStyle w:val="Heading2"/>
-      </w:pPr>
-      <w:r>
-        <w:t>PERFORMANCE RECOGNITION</w:t>
-      </w:r>
-    </w:p>
-    <w:p>
-      <w:pPr>
-        <w:pStyle w:val="Heading3"/>
-      </w:pPr>
-      <w:r>
-        <w:t>13.1 Purpose</w:t>
-      </w:r>
-    </w:p>
-    <w:p>
-      <w:r>
-        <w:t>The Church acknowledges that recognising faithful service encourages excellence, motivates leaders and volunteers, and honours those who diligently steward the responsibilities entrusted to them.</w:t>
-      </w:r>
-    </w:p>
-    <w:p>
-      <w:pPr>
-        <w:pStyle w:val="Heading3"/>
-      </w:pPr>
-      <w:r>
-        <w:t>13.2 Recognition Principles</w:t>
-      </w:r>
-    </w:p>
-    <w:p>
-      <w:r>
-        <w:t>Recognition shall be:</w:t>
-      </w:r>
-    </w:p>
-    <w:p>
-      <w:pPr>
-        <w:pStyle w:val="ListBullet"/>
-      </w:pPr>
-      <w:r>
-        <w:t>Fair.</w:t>
-      </w:r>
-    </w:p>
-    <w:p>
-      <w:pPr>
-        <w:pStyle w:val="ListBullet"/>
-      </w:pPr>
-      <w:r>
-        <w:t>Objective.</w:t>
-      </w:r>
-    </w:p>
-    <w:p>
-      <w:pPr>
-        <w:pStyle w:val="ListBullet"/>
-      </w:pPr>
-      <w:r>
-        <w:t>Biblical.</w:t>
-      </w:r>
-    </w:p>
-    <w:p>
-      <w:pPr>
-        <w:pStyle w:val="ListBullet"/>
-      </w:pPr>
-      <w:r>
-        <w:t>Transparent.</w:t>
-      </w:r>
-    </w:p>
-    <w:p>
-      <w:pPr>
-        <w:pStyle w:val="ListBullet"/>
-      </w:pPr>
-      <w:r>
-        <w:t>Consistent.</w:t>
-      </w:r>
-    </w:p>
-    <w:p>
-      <w:pPr>
-        <w:pStyle w:val="ListBullet"/>
-      </w:pPr>
-      <w:r>
-        <w:t>Encouraging.</w:t>
-      </w:r>
-    </w:p>
-    <w:p>
-      <w:pPr>
-        <w:pStyle w:val="ListBullet"/>
-      </w:pPr>
-      <w:r>
-        <w:t>Based on faithful service rather than personal status.</w:t>
-      </w:r>
-    </w:p>
-    <w:p>
-      <w:pPr>
-        <w:pStyle w:val="Heading3"/>
-      </w:pPr>
-      <w:r>
-        <w:t>13.3 Forms of Recognition</w:t>
-      </w:r>
-    </w:p>
-    <w:p>
-      <w:r>
-        <w:t>Recognition may include:</w:t>
-      </w:r>
-    </w:p>
-    <w:p>
-      <w:pPr>
-        <w:pStyle w:val="ListBullet"/>
-      </w:pPr>
-      <w:r>
-        <w:t>Certificates of appreciation.</w:t>
-      </w:r>
-    </w:p>
-    <w:p>
-      <w:pPr>
-        <w:pStyle w:val="ListBullet"/>
-      </w:pPr>
-      <w:r>
-        <w:t>Ministry awards.</w:t>
-      </w:r>
-    </w:p>
-    <w:p>
-      <w:pPr>
-        <w:pStyle w:val="ListBullet"/>
-      </w:pPr>
-      <w:r>
-        <w:t>Public acknowledgement.</w:t>
-      </w:r>
-    </w:p>
-    <w:p>
-      <w:pPr>
-        <w:pStyle w:val="ListBullet"/>
-      </w:pPr>
-      <w:r>
-        <w:t>Leadership commendations.</w:t>
-      </w:r>
-    </w:p>
-    <w:p>
-      <w:pPr>
-        <w:pStyle w:val="ListBullet"/>
-      </w:pPr>
-      <w:r>
-        <w:t>Development opportunities.</w:t>
-      </w:r>
-    </w:p>
-    <w:p>
-      <w:pPr>
-        <w:pStyle w:val="ListBullet"/>
-      </w:pPr>
-      <w:r>
-        <w:t>Additional ministry responsibilities.</w:t>
-      </w:r>
-    </w:p>
-    <w:p>
-      <w:pPr>
-        <w:pStyle w:val="ListBullet"/>
-      </w:pPr>
-      <w:r>
-        <w:t>Special appreciation events.</w:t>
-      </w:r>
-    </w:p>
-    <w:p>
-      <w:pPr>
-        <w:pStyle w:val="Heading1"/>
-      </w:pPr>
-      <w:r>
-        <w:t>CHAPTER 14</w:t>
-      </w:r>
-    </w:p>
-    <w:p>
-      <w:pPr>
-        <w:pStyle w:val="Heading2"/>
-      </w:pPr>
-      <w:r>
-        <w:t>PERFORMANCE INFORMATION MANAGEMENT</w:t>
-      </w:r>
-    </w:p>
-    <w:p>
-      <w:pPr>
-        <w:pStyle w:val="Heading3"/>
-      </w:pPr>
-      <w:r>
-        <w:t>14.1 Purpose</w:t>
-      </w:r>
-    </w:p>
-    <w:p>
-      <w:r>
-        <w:t>The Church shall maintain accurate performance information to support decision-making, strategic planning, accountability, and continuous improvement.</w:t>
-      </w:r>
-    </w:p>
-    <w:p>
-      <w:pPr>
-        <w:pStyle w:val="Heading3"/>
-      </w:pPr>
-      <w:r>
-        <w:t>14.2 Performance Records</w:t>
-      </w:r>
-    </w:p>
-    <w:p>
-      <w:r>
-        <w:t>Performance records may include:</w:t>
-      </w:r>
-    </w:p>
-    <w:p>
-      <w:pPr>
-        <w:pStyle w:val="ListBullet"/>
-      </w:pPr>
-      <w:r>
-        <w:t>KPI reports.</w:t>
-      </w:r>
-    </w:p>
-    <w:p>
-      <w:pPr>
-        <w:pStyle w:val="ListBullet"/>
-      </w:pPr>
-      <w:r>
-        <w:t>Ministry dashboards.</w:t>
-      </w:r>
-    </w:p>
-    <w:p>
-      <w:pPr>
-        <w:pStyle w:val="ListBullet"/>
-      </w:pPr>
-      <w:r>
-        <w:t>Performance reviews.</w:t>
-      </w:r>
-    </w:p>
-    <w:p>
-      <w:pPr>
-        <w:pStyle w:val="ListBullet"/>
-      </w:pPr>
-      <w:r>
-        <w:t>Strategic plans.</w:t>
-      </w:r>
-    </w:p>
-    <w:p>
-      <w:pPr>
-        <w:pStyle w:val="ListBullet"/>
-      </w:pPr>
-      <w:r>
-        <w:t>Attendance reports.</w:t>
-      </w:r>
-    </w:p>
-    <w:p>
-      <w:pPr>
-        <w:pStyle w:val="ListBullet"/>
-      </w:pPr>
-      <w:r>
-        <w:t>Financial performance summaries.</w:t>
-      </w:r>
-    </w:p>
-    <w:p>
-      <w:pPr>
-        <w:pStyle w:val="ListBullet"/>
-      </w:pPr>
-      <w:r>
-        <w:t>Volunteer statistics.</w:t>
-      </w:r>
-    </w:p>
-    <w:p>
-      <w:pPr>
-        <w:pStyle w:val="ListBullet"/>
-      </w:pPr>
-      <w:r>
-        <w:t>Ministry evaluation reports.</w:t>
-      </w:r>
-    </w:p>
-    <w:p>
-      <w:pPr>
-        <w:pStyle w:val="Heading3"/>
-      </w:pPr>
-      <w:r>
-        <w:t>14.3 Information Integrity</w:t>
-      </w:r>
-    </w:p>
-    <w:p>
-      <w:r>
-        <w:t>Performance information shall be:</w:t>
-      </w:r>
-    </w:p>
-    <w:p>
-      <w:pPr>
-        <w:pStyle w:val="ListBullet"/>
-      </w:pPr>
-      <w:r>
-        <w:t>Accurate.</w:t>
-      </w:r>
-    </w:p>
-    <w:p>
-      <w:pPr>
-        <w:pStyle w:val="ListBullet"/>
-      </w:pPr>
-      <w:r>
-        <w:t>Complete.</w:t>
-      </w:r>
-    </w:p>
-    <w:p>
-      <w:pPr>
-        <w:pStyle w:val="ListBullet"/>
-      </w:pPr>
-      <w:r>
-        <w:t>Timely.</w:t>
-      </w:r>
-    </w:p>
-    <w:p>
-      <w:pPr>
-        <w:pStyle w:val="ListBullet"/>
-      </w:pPr>
-      <w:r>
-        <w:t>Secure.</w:t>
-      </w:r>
-    </w:p>
-    <w:p>
-      <w:pPr>
-        <w:pStyle w:val="ListBullet"/>
-      </w:pPr>
-      <w:r>
-        <w:t>Accessible to authorised personnel.</w:t>
-      </w:r>
-    </w:p>
-    <w:p>
-      <w:pPr>
-        <w:pStyle w:val="ListBullet"/>
-      </w:pPr>
-      <w:r>
-        <w:t>Retained in accordance with Church record management policies.</w:t>
-      </w:r>
-    </w:p>
-    <w:p>
-      <w:pPr>
-        <w:pStyle w:val="Heading1"/>
-      </w:pPr>
-      <w:r>
-        <w:t>CHAPTER 15</w:t>
-      </w:r>
-    </w:p>
-    <w:p>
-      <w:pPr>
-        <w:pStyle w:val="Heading2"/>
-      </w:pPr>
-      <w:r>
-        <w:t>ORGANISATIONAL LEARNING</w:t>
-      </w:r>
-    </w:p>
-    <w:p>
-      <w:pPr>
-        <w:pStyle w:val="Heading3"/>
-      </w:pPr>
-      <w:r>
-        <w:t>15.1 Purpose</w:t>
-      </w:r>
-    </w:p>
-    <w:p>
-      <w:r>
-        <w:t>The Church shall cultivate a culture of organisational learning by capturing knowledge, sharing best practices, and developing leaders capable of sustaining long-term Kingdom impact.</w:t>
-      </w:r>
-    </w:p>
-    <w:p>
-      <w:pPr>
-        <w:pStyle w:val="Heading3"/>
-      </w:pPr>
-      <w:r>
-        <w:t>15.2 Learning Objectives</w:t>
-      </w:r>
-    </w:p>
-    <w:p>
-      <w:r>
-        <w:t>Organisational learning shall:</w:t>
-      </w:r>
-    </w:p>
-    <w:p>
-      <w:pPr>
-        <w:pStyle w:val="ListBullet"/>
-      </w:pPr>
-      <w:r>
-        <w:t>Strengthen leadership capacity.</w:t>
-      </w:r>
-    </w:p>
-    <w:p>
-      <w:pPr>
-        <w:pStyle w:val="ListBullet"/>
-      </w:pPr>
-      <w:r>
-        <w:t>Improve ministry effectiveness.</w:t>
-      </w:r>
-    </w:p>
-    <w:p>
-      <w:pPr>
-        <w:pStyle w:val="ListBullet"/>
-      </w:pPr>
-      <w:r>
-        <w:t>Preserve institutional knowledge.</w:t>
-      </w:r>
-    </w:p>
-    <w:p>
-      <w:pPr>
-        <w:pStyle w:val="ListBullet"/>
-      </w:pPr>
-      <w:r>
-        <w:t>Encourage innovation.</w:t>
-      </w:r>
-    </w:p>
-    <w:p>
-      <w:pPr>
-        <w:pStyle w:val="ListBullet"/>
-      </w:pPr>
-      <w:r>
-        <w:t>Promote collaboration.</w:t>
-      </w:r>
-    </w:p>
-    <w:p>
-      <w:pPr>
-        <w:pStyle w:val="ListBullet"/>
-      </w:pPr>
-      <w:r>
-        <w:t>Support succession planning.</w:t>
-      </w:r>
-    </w:p>
-    <w:p>
-      <w:pPr>
-        <w:pStyle w:val="ListBullet"/>
-      </w:pPr>
-      <w:r>
-        <w:t>Foster continuous spiritual and professional growth.</w:t>
-      </w:r>
-    </w:p>
-    <w:p>
-      <w:pPr>
-        <w:pStyle w:val="Heading3"/>
-      </w:pPr>
-      <w:r>
-        <w:t>15.3 Knowledge Sharing</w:t>
-      </w:r>
-    </w:p>
-    <w:p>
-      <w:r>
-        <w:t>The Church shall encourage:</w:t>
-      </w:r>
-    </w:p>
-    <w:p>
-      <w:pPr>
-        <w:pStyle w:val="ListBullet"/>
-      </w:pPr>
-      <w:r>
-        <w:t>Leadership workshops.</w:t>
-      </w:r>
-    </w:p>
-    <w:p>
-      <w:pPr>
-        <w:pStyle w:val="ListBullet"/>
-      </w:pPr>
-      <w:r>
-        <w:t>Ministry forums.</w:t>
-      </w:r>
-    </w:p>
-    <w:p>
-      <w:pPr>
-        <w:pStyle w:val="ListBullet"/>
-      </w:pPr>
-      <w:r>
-        <w:t>Best-practice sharing.</w:t>
-      </w:r>
-    </w:p>
-    <w:p>
-      <w:pPr>
-        <w:pStyle w:val="ListBullet"/>
-      </w:pPr>
-      <w:r>
-        <w:t>Mentorship programmes.</w:t>
-      </w:r>
-    </w:p>
-    <w:p>
-      <w:pPr>
-        <w:pStyle w:val="ListBullet"/>
-      </w:pPr>
-      <w:r>
-        <w:t>Ministry documentation.</w:t>
-      </w:r>
-    </w:p>
-    <w:p>
-      <w:pPr>
-        <w:pStyle w:val="ListBullet"/>
-      </w:pPr>
-      <w:r>
-        <w:t>Lessons learned reviews.</w:t>
-      </w:r>
-    </w:p>
-    <w:p>
-      <w:pPr>
-        <w:pStyle w:val="ListBullet"/>
-      </w:pPr>
-      <w:r>
-        <w:t>Cross-ministry collaboration.</w:t>
-      </w:r>
-    </w:p>
-    <w:p>
-      <w:pPr>
-        <w:pStyle w:val="Heading1"/>
-      </w:pPr>
-      <w:r>
-        <w:t>CHAPTER 16</w:t>
-      </w:r>
-    </w:p>
-    <w:p>
-      <w:pPr>
-        <w:pStyle w:val="Heading2"/>
-      </w:pPr>
-      <w:r>
-        <w:t>STRATEGIC REVIEW</w:t>
-      </w:r>
-    </w:p>
-    <w:p>
-      <w:pPr>
-        <w:pStyle w:val="Heading3"/>
-      </w:pPr>
-      <w:r>
-        <w:t>16.1 Purpose</w:t>
-      </w:r>
-    </w:p>
-    <w:p>
-      <w:r>
-        <w:t>Strategic Reviews evaluate the Church's overall progress toward fulfilling its Mission, Vision, Strategic Objectives, and Kingdom Mandate.</w:t>
-      </w:r>
-    </w:p>
-    <w:p>
-      <w:pPr>
-        <w:pStyle w:val="Heading3"/>
-      </w:pPr>
-      <w:r>
-        <w:t>16.2 Review Areas</w:t>
-      </w:r>
-    </w:p>
-    <w:p>
-      <w:r>
-        <w:t>Strategic Reviews shall consider:</w:t>
-      </w:r>
-    </w:p>
-    <w:p>
-      <w:pPr>
-        <w:pStyle w:val="ListBullet"/>
-      </w:pPr>
-      <w:r>
-        <w:t>Ministry growth.</w:t>
-      </w:r>
-    </w:p>
-    <w:p>
-      <w:pPr>
-        <w:pStyle w:val="ListBullet"/>
-      </w:pPr>
-      <w:r>
-        <w:t>Spiritual impact.</w:t>
-      </w:r>
-    </w:p>
-    <w:p>
-      <w:pPr>
-        <w:pStyle w:val="ListBullet"/>
-      </w:pPr>
-      <w:r>
-        <w:t>Leadership effectiveness.</w:t>
-      </w:r>
-    </w:p>
-    <w:p>
-      <w:pPr>
-        <w:pStyle w:val="ListBullet"/>
-      </w:pPr>
-      <w:r>
-        <w:t>Financial stewardship.</w:t>
-      </w:r>
-    </w:p>
-    <w:p>
-      <w:pPr>
-        <w:pStyle w:val="ListBullet"/>
-      </w:pPr>
-      <w:r>
-        <w:t>Community transformation.</w:t>
-      </w:r>
-    </w:p>
-    <w:p>
-      <w:pPr>
-        <w:pStyle w:val="ListBullet"/>
-      </w:pPr>
-      <w:r>
-        <w:t>Governance performance.</w:t>
-      </w:r>
-    </w:p>
-    <w:p>
-      <w:pPr>
-        <w:pStyle w:val="ListBullet"/>
-      </w:pPr>
-      <w:r>
-        <w:t>Operational excellence.</w:t>
-      </w:r>
-    </w:p>
-    <w:p>
-      <w:pPr>
-        <w:pStyle w:val="ListBullet"/>
-      </w:pPr>
-      <w:r>
-        <w:t>Risk management.</w:t>
-      </w:r>
-    </w:p>
-    <w:p>
-      <w:pPr>
-        <w:pStyle w:val="Heading3"/>
-      </w:pPr>
-      <w:r>
-        <w:t>16.3 Review Outcomes</w:t>
-      </w:r>
-    </w:p>
-    <w:p>
-      <w:r>
-        <w:t>Strategic Reviews shall produce:</w:t>
-      </w:r>
-    </w:p>
-    <w:p>
-      <w:pPr>
-        <w:pStyle w:val="ListBullet"/>
-      </w:pPr>
-      <w:r>
-        <w:t>Performance assessments.</w:t>
-      </w:r>
-    </w:p>
-    <w:p>
-      <w:pPr>
-        <w:pStyle w:val="ListBullet"/>
-      </w:pPr>
-      <w:r>
-        <w:t>Strategic recommendations.</w:t>
-      </w:r>
-    </w:p>
-    <w:p>
-      <w:pPr>
-        <w:pStyle w:val="ListBullet"/>
-      </w:pPr>
-      <w:r>
-        <w:t>Improvement priorities.</w:t>
-      </w:r>
-    </w:p>
-    <w:p>
-      <w:pPr>
-        <w:pStyle w:val="ListBullet"/>
-      </w:pPr>
-      <w:r>
-        <w:t>Resource allocation decisions.</w:t>
-      </w:r>
-    </w:p>
-    <w:p>
-      <w:pPr>
-        <w:pStyle w:val="ListBullet"/>
-      </w:pPr>
-      <w:r>
-        <w:t>Updated strategic objectives where necessary.</w:t>
-      </w:r>
-    </w:p>
-    <w:p>
-      <w:pPr>
-        <w:pStyle w:val="Heading1"/>
-      </w:pPr>
-      <w:r>
-        <w:t>CHAPTER 17</w:t>
-      </w:r>
-    </w:p>
-    <w:p>
-      <w:pPr>
-        <w:pStyle w:val="Heading2"/>
-      </w:pPr>
-      <w:r>
-        <w:t>CONTINUOUS IMPROVEMENT FRAMEWORK</w:t>
-      </w:r>
-    </w:p>
-    <w:p>
-      <w:pPr>
-        <w:pStyle w:val="Heading3"/>
-      </w:pPr>
-      <w:r>
-        <w:t>17.1 Principle</w:t>
-      </w:r>
-    </w:p>
-    <w:p>
-      <w:r>
-        <w:t>Throne Room of God Kingdom Center is committed to pursuing excellence through continual evaluation, innovation, learning, and faithful stewardship.</w:t>
-      </w:r>
-    </w:p>
-    <w:p>
-      <w:pPr>
-        <w:pStyle w:val="Heading3"/>
-      </w:pPr>
-      <w:r>
-        <w:t>17.2 Continuous Improvement Objectives</w:t>
-      </w:r>
-    </w:p>
-    <w:p>
-      <w:r>
-        <w:t>The Church shall seek to:</w:t>
-      </w:r>
-    </w:p>
-    <w:p>
-      <w:pPr>
-        <w:pStyle w:val="ListBullet"/>
-      </w:pPr>
-      <w:r>
-        <w:t>Improve ministry effectiveness.</w:t>
-      </w:r>
-    </w:p>
-    <w:p>
-      <w:pPr>
-        <w:pStyle w:val="ListBullet"/>
-      </w:pPr>
-      <w:r>
-        <w:t>Enhance leadership capability.</w:t>
-      </w:r>
-    </w:p>
-    <w:p>
-      <w:pPr>
-        <w:pStyle w:val="ListBullet"/>
-      </w:pPr>
-      <w:r>
-        <w:t>Increase operational efficiency.</w:t>
-      </w:r>
-    </w:p>
-    <w:p>
-      <w:pPr>
-        <w:pStyle w:val="ListBullet"/>
-      </w:pPr>
-      <w:r>
-        <w:t>Strengthen governance.</w:t>
-      </w:r>
-    </w:p>
-    <w:p>
-      <w:pPr>
-        <w:pStyle w:val="ListBullet"/>
-      </w:pPr>
-      <w:r>
-        <w:t>Improve financial stewardship.</w:t>
-      </w:r>
-    </w:p>
-    <w:p>
-      <w:pPr>
-        <w:pStyle w:val="ListBullet"/>
-      </w:pPr>
-      <w:r>
-        <w:t>Expand Kingdom impact.</w:t>
-      </w:r>
-    </w:p>
-    <w:p>
-      <w:pPr>
-        <w:pStyle w:val="ListBullet"/>
-      </w:pPr>
-      <w:r>
-        <w:t>Develop future leaders.</w:t>
-      </w:r>
-    </w:p>
-    <w:p>
-      <w:pPr>
-        <w:pStyle w:val="ListBullet"/>
-      </w:pPr>
-      <w:r>
-        <w:t>Foster innovation while remaining faithful to biblical principles.</w:t>
-      </w:r>
-    </w:p>
-    <w:p>
-      <w:pPr>
-        <w:pStyle w:val="Heading3"/>
-      </w:pPr>
-      <w:r>
-        <w:t>17.3 Annual Performance Review</w:t>
-      </w:r>
-    </w:p>
-    <w:p>
-      <w:r>
-        <w:t>An annual Church-wide Performance Review shall be conducted to:</w:t>
-      </w:r>
-    </w:p>
-    <w:p>
-      <w:pPr>
-        <w:pStyle w:val="ListBullet"/>
-      </w:pPr>
-      <w:r>
-        <w:t>Evaluate strategic performance.</w:t>
-      </w:r>
-    </w:p>
-    <w:p>
-      <w:pPr>
-        <w:pStyle w:val="ListBullet"/>
-      </w:pPr>
-      <w:r>
-        <w:t>Assess ministry outcomes.</w:t>
-      </w:r>
-    </w:p>
-    <w:p>
-      <w:pPr>
-        <w:pStyle w:val="ListBullet"/>
-      </w:pPr>
-      <w:r>
-        <w:t>Measure KPI achievement.</w:t>
-      </w:r>
-    </w:p>
-    <w:p>
-      <w:pPr>
-        <w:pStyle w:val="ListBullet"/>
-      </w:pPr>
-      <w:r>
-        <w:t>Identify improvement opportunities.</w:t>
-      </w:r>
-    </w:p>
-    <w:p>
-      <w:pPr>
-        <w:pStyle w:val="ListBullet"/>
-      </w:pPr>
-      <w:r>
-        <w:t>Celebrate accomplishments.</w:t>
-      </w:r>
-    </w:p>
-    <w:p>
-      <w:pPr>
-        <w:pStyle w:val="ListBullet"/>
-      </w:pPr>
-      <w:r>
-        <w:t>Establish priorities for the coming year.</w:t>
       </w:r>
     </w:p>
     <w:sectPr>
@@ -4262,12 +1798,9 @@
     <w:name w:val="Normal"/>
     <w:qFormat/>
     <w:rsid w:val="00FC693F"/>
-    <w:pPr>
-      <w:spacing w:after="120" w:line="300" w:lineRule="auto"/>
-    </w:pPr>
     <w:rPr>
-      <w:rFonts w:ascii="Georgia" w:hAnsi="Georgia"/>
-      <w:sz w:val="22"/>
+      <w:rFonts w:ascii="Arial" w:hAnsi="Arial" w:cs="Arial" w:eastAsia="Arial"/>
+      <w:sz w:val="24"/>
     </w:rPr>
   </w:style>
   <w:style w:type="paragraph" w:styleId="Header">
@@ -4325,15 +1858,15 @@
     <w:pPr>
       <w:keepNext/>
       <w:keepLines/>
-      <w:spacing w:before="280" w:after="120"/>
+      <w:spacing w:before="480" w:after="0"/>
       <w:outlineLvl w:val="0"/>
     </w:pPr>
     <w:rPr>
-      <w:rFonts w:asciiTheme="majorHAnsi" w:eastAsiaTheme="majorEastAsia" w:hAnsiTheme="majorHAnsi" w:cstheme="majorBidi" w:ascii="Georgia" w:hAnsi="Georgia"/>
+      <w:rFonts w:asciiTheme="majorHAnsi" w:eastAsiaTheme="majorEastAsia" w:hAnsiTheme="majorHAnsi" w:cstheme="majorBidi" w:ascii="Georgia" w:hAnsi="Georgia" w:cs="Georgia" w:eastAsia="Georgia"/>
       <w:b/>
       <w:bCs/>
-      <w:color w:val="0B3D2E"/>
-      <w:sz w:val="44"/>
+      <w:color w:val="000000"/>
+      <w:sz w:val="40"/>
       <w:szCs w:val="28"/>
     </w:rPr>
   </w:style>
@@ -4349,14 +1882,14 @@
     <w:pPr>
       <w:keepNext/>
       <w:keepLines/>
-      <w:spacing w:before="280" w:after="120"/>
+      <w:spacing w:before="200" w:after="0"/>
       <w:outlineLvl w:val="1"/>
     </w:pPr>
     <w:rPr>
-      <w:rFonts w:asciiTheme="majorHAnsi" w:eastAsiaTheme="majorEastAsia" w:hAnsiTheme="majorHAnsi" w:cstheme="majorBidi" w:ascii="Georgia" w:hAnsi="Georgia"/>
+      <w:rFonts w:asciiTheme="majorHAnsi" w:eastAsiaTheme="majorEastAsia" w:hAnsiTheme="majorHAnsi" w:cstheme="majorBidi" w:ascii="Georgia" w:hAnsi="Georgia" w:cs="Georgia" w:eastAsia="Georgia"/>
       <w:b/>
       <w:bCs/>
-      <w:color w:val="0B3D2E"/>
+      <w:color w:val="000000"/>
       <w:sz w:val="32"/>
       <w:szCs w:val="26"/>
     </w:rPr>
@@ -4373,14 +1906,14 @@
     <w:pPr>
       <w:keepNext/>
       <w:keepLines/>
-      <w:spacing w:before="200" w:after="120"/>
+      <w:spacing w:before="200" w:after="0"/>
       <w:outlineLvl w:val="2"/>
     </w:pPr>
     <w:rPr>
-      <w:rFonts w:asciiTheme="majorHAnsi" w:eastAsiaTheme="majorEastAsia" w:hAnsiTheme="majorHAnsi" w:cstheme="majorBidi" w:ascii="Georgia" w:hAnsi="Georgia"/>
+      <w:rFonts w:asciiTheme="majorHAnsi" w:eastAsiaTheme="majorEastAsia" w:hAnsiTheme="majorHAnsi" w:cstheme="majorBidi" w:ascii="Georgia" w:hAnsi="Georgia" w:cs="Georgia" w:eastAsia="Georgia"/>
       <w:b/>
       <w:bCs/>
-      <w:color w:val="2D2418"/>
+      <w:color w:val="000000"/>
       <w:sz w:val="26"/>
     </w:rPr>
   </w:style>
@@ -4397,17 +1930,17 @@
     <w:pPr>
       <w:keepNext/>
       <w:keepLines/>
-      <w:spacing w:before="200" w:after="120"/>
+      <w:spacing w:before="200" w:after="0"/>
       <w:outlineLvl w:val="3"/>
     </w:pPr>
     <w:rPr>
-      <w:rFonts w:asciiTheme="majorHAnsi" w:eastAsiaTheme="majorEastAsia" w:hAnsiTheme="majorHAnsi" w:cstheme="majorBidi" w:ascii="Georgia" w:hAnsi="Georgia"/>
+      <w:rFonts w:asciiTheme="majorHAnsi" w:eastAsiaTheme="majorEastAsia" w:hAnsiTheme="majorHAnsi" w:cstheme="majorBidi" w:ascii="Georgia" w:hAnsi="Georgia" w:cs="Georgia" w:eastAsia="Georgia"/>
       <w:b/>
       <w:bCs/>
       <w:i/>
       <w:iCs/>
-      <w:color w:val="2D2418"/>
-      <w:sz w:val="22"/>
+      <w:color w:val="000000"/>
+      <w:sz w:val="24"/>
     </w:rPr>
   </w:style>
   <w:style w:type="paragraph" w:styleId="Heading5">
@@ -4620,11 +2153,12 @@
       <w:contextualSpacing/>
     </w:pPr>
     <w:rPr>
-      <w:rFonts w:asciiTheme="majorHAnsi" w:eastAsiaTheme="majorEastAsia" w:hAnsiTheme="majorHAnsi" w:cstheme="majorBidi" w:ascii="Georgia" w:hAnsi="Georgia"/>
-      <w:color w:val="0B3D2E"/>
+      <w:rFonts w:asciiTheme="majorHAnsi" w:eastAsiaTheme="majorEastAsia" w:hAnsiTheme="majorHAnsi" w:cstheme="majorBidi" w:ascii="Georgia" w:hAnsi="Georgia" w:cs="Georgia" w:eastAsia="Georgia"/>
+      <w:b/>
+      <w:color w:val="000000"/>
       <w:spacing w:val="5"/>
       <w:kern w:val="28"/>
-      <w:sz w:val="64"/>
+      <w:sz w:val="56"/>
       <w:szCs w:val="52"/>
     </w:rPr>
   </w:style>
@@ -4657,12 +2191,13 @@
       </w:numPr>
     </w:pPr>
     <w:rPr>
-      <w:rFonts w:asciiTheme="majorHAnsi" w:eastAsiaTheme="majorEastAsia" w:hAnsiTheme="majorHAnsi" w:cstheme="majorBidi"/>
+      <w:rFonts w:asciiTheme="majorHAnsi" w:eastAsiaTheme="majorEastAsia" w:hAnsiTheme="majorHAnsi" w:cstheme="majorBidi" w:ascii="Georgia" w:hAnsi="Georgia" w:cs="Georgia" w:eastAsia="Georgia"/>
+      <w:b w:val="0"/>
       <w:i/>
       <w:iCs/>
-      <w:color w:val="4F81BD" w:themeColor="accent1"/>
+      <w:color w:val="000000"/>
       <w:spacing w:val="15"/>
-      <w:sz w:val="24"/>
+      <w:sz w:val="28"/>
       <w:szCs w:val="24"/>
     </w:rPr>
   </w:style>
@@ -4692,6 +2227,11 @@
       <w:ind w:left="720"/>
       <w:contextualSpacing/>
     </w:pPr>
+    <w:rPr>
+      <w:rFonts w:ascii="Arial" w:hAnsi="Arial"/>
+      <w:sz w:val="24"/>
+      <w:rFonts w:ascii="Arial" w:hAnsi="Arial" w:cs="Arial"/>
+    </w:rPr>
   </w:style>
   <w:style w:type="paragraph" w:styleId="BodyText">
     <w:name w:val="Body Text"/>
@@ -4800,6 +2340,11 @@
       </w:numPr>
       <w:contextualSpacing/>
     </w:pPr>
+    <w:rPr>
+      <w:rFonts w:ascii="Arial" w:hAnsi="Arial"/>
+      <w:sz w:val="24"/>
+      <w:rFonts w:ascii="Arial" w:hAnsi="Arial" w:cs="Arial"/>
+    </w:rPr>
   </w:style>
   <w:style w:type="paragraph" w:styleId="ListBullet2">
     <w:name w:val="List Bullet 2"/>
@@ -4839,6 +2384,11 @@
       </w:numPr>
       <w:contextualSpacing/>
     </w:pPr>
+    <w:rPr>
+      <w:rFonts w:ascii="Arial" w:hAnsi="Arial"/>
+      <w:sz w:val="24"/>
+      <w:rFonts w:ascii="Arial" w:hAnsi="Arial" w:cs="Arial"/>
+    </w:rPr>
   </w:style>
   <w:style w:type="paragraph" w:styleId="ListNumber2">
     <w:name w:val="List Number 2"/>
